--- a/outputs/Lupus_Project_Methods.docx
+++ b/outputs/Lupus_Project_Methods.docx
@@ -20044,6 +20044,2346 @@
       </w:tr>
     </w:tbl>
     <w:p/>
+    <w:p>
+      <w:pPr>
+        <w:pStyle w:val="Heading1"/>
+        <w:spacing w:before="280" w:after="80"/>
+      </w:pPr>
+      <w:r>
+        <w:t>12. Limitations</w:t>
+      </w:r>
+    </w:p>
+    <w:p>
+      <w:pPr>
+        <w:pStyle w:val="Heading2"/>
+        <w:spacing w:before="160" w:after="80"/>
+      </w:pPr>
+      <w:r>
+        <w:t>12.1 Sample Size (src/22_pmsampsize.py)</w:t>
+      </w:r>
+    </w:p>
+    <w:p>
+      <w:pPr>
+        <w:spacing w:after="120"/>
+      </w:pPr>
+      <w:r>
+        <w:t>Feature selection throughout this pipeline was constrained by the Events Per Variable (EPV-10) heuristic (Section 4.2): the maximum number of predictors was capped at floor(events / 10) for each cohort. EPV-10 is a widely used rule of thumb, but it is a coarse heuristic that ignores the anticipated discriminative ability of the model. To obtain a more rigorous, model-specific estimate of whether each cohort's sample size was adequate, the closed-form minimum sample size criteria of Riley et al. 2020 (BMJ 368:m441) were applied post hoc to each cohort, using its final predictor count, observed event prevalence, and its own optimism-adjusted (bias-corrected) Logistic Regression AUROC as the anticipated C-statistic (LR is the paper's designated primary model, and Riley et al. recommend an optimism-adjusted C-statistic for this purpose).</w:t>
+      </w:r>
+    </w:p>
+    <w:tbl>
+      <w:tblPr>
+        <w:tblStyle w:val="TableGrid"/>
+        <w:tblW w:type="auto" w:w="0"/>
+        <w:jc w:val="center"/>
+        <w:tblLook w:firstColumn="1" w:firstRow="1" w:lastColumn="0" w:lastRow="0" w:noHBand="0" w:noVBand="1" w:val="04A0"/>
+      </w:tblPr>
+      <w:tblGrid>
+        <w:gridCol w:w="1295"/>
+        <w:gridCol w:w="1295"/>
+        <w:gridCol w:w="1295"/>
+        <w:gridCol w:w="1295"/>
+        <w:gridCol w:w="1295"/>
+        <w:gridCol w:w="1295"/>
+        <w:gridCol w:w="1295"/>
+      </w:tblGrid>
+      <w:tr>
+        <w:tc>
+          <w:tcPr>
+            <w:tcW w:type="dxa" w:w="2268"/>
+            <w:shd w:val="clear" w:color="auto" w:fill="BDD7EE"/>
+          </w:tcPr>
+          <w:p>
+            <w:r>
+              <w:rPr>
+                <w:b/>
+                <w:sz w:val="20"/>
+              </w:rPr>
+              <w:t>Cohort</w:t>
+            </w:r>
+          </w:p>
+        </w:tc>
+        <w:tc>
+          <w:tcPr>
+            <w:tcW w:type="dxa" w:w="850"/>
+            <w:shd w:val="clear" w:color="auto" w:fill="BDD7EE"/>
+          </w:tcPr>
+          <w:p>
+            <w:r>
+              <w:rPr>
+                <w:b/>
+                <w:sz w:val="20"/>
+              </w:rPr>
+              <w:t>p</w:t>
+            </w:r>
+          </w:p>
+        </w:tc>
+        <w:tc>
+          <w:tcPr>
+            <w:tcW w:type="dxa" w:w="1701"/>
+            <w:shd w:val="clear" w:color="auto" w:fill="BDD7EE"/>
+          </w:tcPr>
+          <w:p>
+            <w:r>
+              <w:rPr>
+                <w:b/>
+                <w:sz w:val="20"/>
+              </w:rPr>
+              <w:t>C-stat (LR, BC)</w:t>
+            </w:r>
+          </w:p>
+        </w:tc>
+        <w:tc>
+          <w:tcPr>
+            <w:tcW w:type="dxa" w:w="1417"/>
+            <w:shd w:val="clear" w:color="auto" w:fill="BDD7EE"/>
+          </w:tcPr>
+          <w:p>
+            <w:r>
+              <w:rPr>
+                <w:b/>
+                <w:sz w:val="20"/>
+              </w:rPr>
+              <w:t>n required</w:t>
+            </w:r>
+          </w:p>
+        </w:tc>
+        <w:tc>
+          <w:tcPr>
+            <w:tcW w:type="dxa" w:w="1417"/>
+            <w:shd w:val="clear" w:color="auto" w:fill="BDD7EE"/>
+          </w:tcPr>
+          <w:p>
+            <w:r>
+              <w:rPr>
+                <w:b/>
+                <w:sz w:val="20"/>
+              </w:rPr>
+              <w:t>n actual</w:t>
+            </w:r>
+          </w:p>
+        </w:tc>
+        <w:tc>
+          <w:tcPr>
+            <w:tcW w:type="dxa" w:w="1417"/>
+            <w:shd w:val="clear" w:color="auto" w:fill="BDD7EE"/>
+          </w:tcPr>
+          <w:p>
+            <w:r>
+              <w:rPr>
+                <w:b/>
+                <w:sz w:val="20"/>
+              </w:rPr>
+              <w:t>EPV actual</w:t>
+            </w:r>
+          </w:p>
+        </w:tc>
+        <w:tc>
+          <w:tcPr>
+            <w:tcW w:type="dxa" w:w="1417"/>
+            <w:shd w:val="clear" w:color="auto" w:fill="BDD7EE"/>
+          </w:tcPr>
+          <w:p>
+            <w:r>
+              <w:rPr>
+                <w:b/>
+                <w:sz w:val="20"/>
+              </w:rPr>
+              <w:t>Adequate?</w:t>
+            </w:r>
+          </w:p>
+        </w:tc>
+      </w:tr>
+      <w:tr>
+        <w:tc>
+          <w:tcPr>
+            <w:tcW w:type="dxa" w:w="2268"/>
+          </w:tcPr>
+          <w:p>
+            <w:r>
+              <w:rPr>
+                <w:sz w:val="20"/>
+              </w:rPr>
+              <w:t>1-Year flare</w:t>
+            </w:r>
+          </w:p>
+        </w:tc>
+        <w:tc>
+          <w:tcPr>
+            <w:tcW w:type="dxa" w:w="850"/>
+          </w:tcPr>
+          <w:p>
+            <w:r>
+              <w:rPr>
+                <w:sz w:val="20"/>
+              </w:rPr>
+              <w:t>9</w:t>
+            </w:r>
+          </w:p>
+        </w:tc>
+        <w:tc>
+          <w:tcPr>
+            <w:tcW w:type="dxa" w:w="1701"/>
+          </w:tcPr>
+          <w:p>
+            <w:r>
+              <w:rPr>
+                <w:sz w:val="20"/>
+              </w:rPr>
+              <w:t>0.709</w:t>
+            </w:r>
+          </w:p>
+        </w:tc>
+        <w:tc>
+          <w:tcPr>
+            <w:tcW w:type="dxa" w:w="1417"/>
+          </w:tcPr>
+          <w:p>
+            <w:r>
+              <w:rPr>
+                <w:sz w:val="20"/>
+              </w:rPr>
+              <w:t>795</w:t>
+            </w:r>
+          </w:p>
+        </w:tc>
+        <w:tc>
+          <w:tcPr>
+            <w:tcW w:type="dxa" w:w="1417"/>
+          </w:tcPr>
+          <w:p>
+            <w:r>
+              <w:rPr>
+                <w:sz w:val="20"/>
+              </w:rPr>
+              <w:t>430</w:t>
+            </w:r>
+          </w:p>
+        </w:tc>
+        <w:tc>
+          <w:tcPr>
+            <w:tcW w:type="dxa" w:w="1417"/>
+          </w:tcPr>
+          <w:p>
+            <w:r>
+              <w:rPr>
+                <w:sz w:val="20"/>
+              </w:rPr>
+              <w:t>11.00</w:t>
+            </w:r>
+          </w:p>
+        </w:tc>
+        <w:tc>
+          <w:tcPr>
+            <w:tcW w:type="dxa" w:w="1417"/>
+          </w:tcPr>
+          <w:p>
+            <w:r>
+              <w:rPr>
+                <w:sz w:val="20"/>
+              </w:rPr>
+              <w:t>No</w:t>
+            </w:r>
+          </w:p>
+        </w:tc>
+      </w:tr>
+      <w:tr>
+        <w:tc>
+          <w:tcPr>
+            <w:tcW w:type="dxa" w:w="2268"/>
+            <w:shd w:val="clear" w:color="auto" w:fill="F2F2F2"/>
+          </w:tcPr>
+          <w:p>
+            <w:r>
+              <w:rPr>
+                <w:sz w:val="20"/>
+              </w:rPr>
+              <w:t>5-Year flare</w:t>
+            </w:r>
+          </w:p>
+        </w:tc>
+        <w:tc>
+          <w:tcPr>
+            <w:tcW w:type="dxa" w:w="850"/>
+            <w:shd w:val="clear" w:color="auto" w:fill="F2F2F2"/>
+          </w:tcPr>
+          <w:p>
+            <w:r>
+              <w:rPr>
+                <w:sz w:val="20"/>
+              </w:rPr>
+              <w:t>10</w:t>
+            </w:r>
+          </w:p>
+        </w:tc>
+        <w:tc>
+          <w:tcPr>
+            <w:tcW w:type="dxa" w:w="1701"/>
+            <w:shd w:val="clear" w:color="auto" w:fill="F2F2F2"/>
+          </w:tcPr>
+          <w:p>
+            <w:r>
+              <w:rPr>
+                <w:sz w:val="20"/>
+              </w:rPr>
+              <w:t>0.670</w:t>
+            </w:r>
+          </w:p>
+        </w:tc>
+        <w:tc>
+          <w:tcPr>
+            <w:tcW w:type="dxa" w:w="1417"/>
+            <w:shd w:val="clear" w:color="auto" w:fill="F2F2F2"/>
+          </w:tcPr>
+          <w:p>
+            <w:r>
+              <w:rPr>
+                <w:sz w:val="20"/>
+              </w:rPr>
+              <w:t>976</w:t>
+            </w:r>
+          </w:p>
+        </w:tc>
+        <w:tc>
+          <w:tcPr>
+            <w:tcW w:type="dxa" w:w="1417"/>
+            <w:shd w:val="clear" w:color="auto" w:fill="F2F2F2"/>
+          </w:tcPr>
+          <w:p>
+            <w:r>
+              <w:rPr>
+                <w:sz w:val="20"/>
+              </w:rPr>
+              <w:t>356</w:t>
+            </w:r>
+          </w:p>
+        </w:tc>
+        <w:tc>
+          <w:tcPr>
+            <w:tcW w:type="dxa" w:w="1417"/>
+            <w:shd w:val="clear" w:color="auto" w:fill="F2F2F2"/>
+          </w:tcPr>
+          <w:p>
+            <w:r>
+              <w:rPr>
+                <w:sz w:val="20"/>
+              </w:rPr>
+              <w:t>16.60</w:t>
+            </w:r>
+          </w:p>
+        </w:tc>
+        <w:tc>
+          <w:tcPr>
+            <w:tcW w:type="dxa" w:w="1417"/>
+            <w:shd w:val="clear" w:color="auto" w:fill="F2F2F2"/>
+          </w:tcPr>
+          <w:p>
+            <w:r>
+              <w:rPr>
+                <w:sz w:val="20"/>
+              </w:rPr>
+              <w:t>No</w:t>
+            </w:r>
+          </w:p>
+        </w:tc>
+      </w:tr>
+      <w:tr>
+        <w:tc>
+          <w:tcPr>
+            <w:tcW w:type="dxa" w:w="2268"/>
+          </w:tcPr>
+          <w:p>
+            <w:r>
+              <w:rPr>
+                <w:sz w:val="20"/>
+              </w:rPr>
+              <w:t>Serial biopsy</w:t>
+            </w:r>
+          </w:p>
+        </w:tc>
+        <w:tc>
+          <w:tcPr>
+            <w:tcW w:type="dxa" w:w="850"/>
+          </w:tcPr>
+          <w:p>
+            <w:r>
+              <w:rPr>
+                <w:sz w:val="20"/>
+              </w:rPr>
+              <w:t>2</w:t>
+            </w:r>
+          </w:p>
+        </w:tc>
+        <w:tc>
+          <w:tcPr>
+            <w:tcW w:type="dxa" w:w="1701"/>
+          </w:tcPr>
+          <w:p>
+            <w:r>
+              <w:rPr>
+                <w:sz w:val="20"/>
+              </w:rPr>
+              <w:t>0.660</w:t>
+            </w:r>
+          </w:p>
+        </w:tc>
+        <w:tc>
+          <w:tcPr>
+            <w:tcW w:type="dxa" w:w="1417"/>
+          </w:tcPr>
+          <w:p>
+            <w:r>
+              <w:rPr>
+                <w:sz w:val="20"/>
+              </w:rPr>
+              <w:t>384</w:t>
+            </w:r>
+          </w:p>
+        </w:tc>
+        <w:tc>
+          <w:tcPr>
+            <w:tcW w:type="dxa" w:w="1417"/>
+          </w:tcPr>
+          <w:p>
+            <w:r>
+              <w:rPr>
+                <w:sz w:val="20"/>
+              </w:rPr>
+              <w:t>70</w:t>
+            </w:r>
+          </w:p>
+        </w:tc>
+        <w:tc>
+          <w:tcPr>
+            <w:tcW w:type="dxa" w:w="1417"/>
+          </w:tcPr>
+          <w:p>
+            <w:r>
+              <w:rPr>
+                <w:sz w:val="20"/>
+              </w:rPr>
+              <w:t>17.00</w:t>
+            </w:r>
+          </w:p>
+        </w:tc>
+        <w:tc>
+          <w:tcPr>
+            <w:tcW w:type="dxa" w:w="1417"/>
+          </w:tcPr>
+          <w:p>
+            <w:r>
+              <w:rPr>
+                <w:sz w:val="20"/>
+              </w:rPr>
+              <w:t>No</w:t>
+            </w:r>
+          </w:p>
+        </w:tc>
+      </w:tr>
+      <w:tr>
+        <w:tc>
+          <w:tcPr>
+            <w:tcW w:type="dxa" w:w="2268"/>
+            <w:shd w:val="clear" w:color="auto" w:fill="F2F2F2"/>
+          </w:tcPr>
+          <w:p>
+            <w:r>
+              <w:rPr>
+                <w:sz w:val="20"/>
+              </w:rPr>
+              <w:t>ESRD 5-Year</w:t>
+            </w:r>
+          </w:p>
+        </w:tc>
+        <w:tc>
+          <w:tcPr>
+            <w:tcW w:type="dxa" w:w="850"/>
+            <w:shd w:val="clear" w:color="auto" w:fill="F2F2F2"/>
+          </w:tcPr>
+          <w:p>
+            <w:r>
+              <w:rPr>
+                <w:sz w:val="20"/>
+              </w:rPr>
+              <w:t>5</w:t>
+            </w:r>
+          </w:p>
+        </w:tc>
+        <w:tc>
+          <w:tcPr>
+            <w:tcW w:type="dxa" w:w="1701"/>
+            <w:shd w:val="clear" w:color="auto" w:fill="F2F2F2"/>
+          </w:tcPr>
+          <w:p>
+            <w:r>
+              <w:rPr>
+                <w:sz w:val="20"/>
+              </w:rPr>
+              <w:t>0.797</w:t>
+            </w:r>
+          </w:p>
+        </w:tc>
+        <w:tc>
+          <w:tcPr>
+            <w:tcW w:type="dxa" w:w="1417"/>
+            <w:shd w:val="clear" w:color="auto" w:fill="F2F2F2"/>
+          </w:tcPr>
+          <w:p>
+            <w:r>
+              <w:rPr>
+                <w:sz w:val="20"/>
+              </w:rPr>
+              <w:t>294</w:t>
+            </w:r>
+          </w:p>
+        </w:tc>
+        <w:tc>
+          <w:tcPr>
+            <w:tcW w:type="dxa" w:w="1417"/>
+            <w:shd w:val="clear" w:color="auto" w:fill="F2F2F2"/>
+          </w:tcPr>
+          <w:p>
+            <w:r>
+              <w:rPr>
+                <w:sz w:val="20"/>
+              </w:rPr>
+              <w:t>796</w:t>
+            </w:r>
+          </w:p>
+        </w:tc>
+        <w:tc>
+          <w:tcPr>
+            <w:tcW w:type="dxa" w:w="1417"/>
+            <w:shd w:val="clear" w:color="auto" w:fill="F2F2F2"/>
+          </w:tcPr>
+          <w:p>
+            <w:r>
+              <w:rPr>
+                <w:sz w:val="20"/>
+              </w:rPr>
+              <w:t>22.40</w:t>
+            </w:r>
+          </w:p>
+        </w:tc>
+        <w:tc>
+          <w:tcPr>
+            <w:tcW w:type="dxa" w:w="1417"/>
+            <w:shd w:val="clear" w:color="auto" w:fill="F2F2F2"/>
+          </w:tcPr>
+          <w:p>
+            <w:r>
+              <w:rPr>
+                <w:sz w:val="20"/>
+              </w:rPr>
+              <w:t>Yes</w:t>
+            </w:r>
+          </w:p>
+        </w:tc>
+      </w:tr>
+      <w:tr>
+        <w:tc>
+          <w:tcPr>
+            <w:tcW w:type="dxa" w:w="2268"/>
+          </w:tcPr>
+          <w:p>
+            <w:r>
+              <w:rPr>
+                <w:sz w:val="20"/>
+              </w:rPr>
+              <w:t>ESRD 10-Year</w:t>
+            </w:r>
+          </w:p>
+        </w:tc>
+        <w:tc>
+          <w:tcPr>
+            <w:tcW w:type="dxa" w:w="850"/>
+          </w:tcPr>
+          <w:p>
+            <w:r>
+              <w:rPr>
+                <w:sz w:val="20"/>
+              </w:rPr>
+              <w:t>17</w:t>
+            </w:r>
+          </w:p>
+        </w:tc>
+        <w:tc>
+          <w:tcPr>
+            <w:tcW w:type="dxa" w:w="1701"/>
+          </w:tcPr>
+          <w:p>
+            <w:r>
+              <w:rPr>
+                <w:sz w:val="20"/>
+              </w:rPr>
+              <w:t>0.817</w:t>
+            </w:r>
+          </w:p>
+        </w:tc>
+        <w:tc>
+          <w:tcPr>
+            <w:tcW w:type="dxa" w:w="1417"/>
+          </w:tcPr>
+          <w:p>
+            <w:r>
+              <w:rPr>
+                <w:sz w:val="20"/>
+              </w:rPr>
+              <w:t>620</w:t>
+            </w:r>
+          </w:p>
+        </w:tc>
+        <w:tc>
+          <w:tcPr>
+            <w:tcW w:type="dxa" w:w="1417"/>
+          </w:tcPr>
+          <w:p>
+            <w:r>
+              <w:rPr>
+                <w:sz w:val="20"/>
+              </w:rPr>
+              <w:t>796</w:t>
+            </w:r>
+          </w:p>
+        </w:tc>
+        <w:tc>
+          <w:tcPr>
+            <w:tcW w:type="dxa" w:w="1417"/>
+          </w:tcPr>
+          <w:p>
+            <w:r>
+              <w:rPr>
+                <w:sz w:val="20"/>
+              </w:rPr>
+              <w:t>10.29</w:t>
+            </w:r>
+          </w:p>
+        </w:tc>
+        <w:tc>
+          <w:tcPr>
+            <w:tcW w:type="dxa" w:w="1417"/>
+          </w:tcPr>
+          <w:p>
+            <w:r>
+              <w:rPr>
+                <w:sz w:val="20"/>
+              </w:rPr>
+              <w:t>Yes</w:t>
+            </w:r>
+          </w:p>
+        </w:tc>
+      </w:tr>
+    </w:tbl>
+    <w:p/>
+    <w:p>
+      <w:pPr>
+        <w:spacing w:after="120"/>
+      </w:pPr>
+      <w:r>
+        <w:t>EPV-10 and Riley's formal criteria disagree for the three flare cohorts: all three are underpowered by pmsampsize despite meeting or exceeding EPV-10 (1-year EPV=11.00, 5-year EPV=16.60, serial EPV=17.00), because their lower discrimination (C-statistic 0.660–0.709) requires substantially more events to control overfitting and estimate the intercept precisely. Both ESRD cohorts are formally adequate by these criteria — notably, ESRD 10-year passes despite an EPV of only 10.29, since its higher discrimination (C=0.817) needs proportionally fewer events. This indicates the true sample-size shortfall in the flare cohorts, and particularly the serial biopsy sub-analysis, is real and larger than the EPV-10 heuristic alone suggests; results from these three cohorts should be interpreted as hypothesis-generating rather than confirmatory. The ESRD 5-year and 10-year analyses are adequately powered by both the EPV-10 heuristic and the more rigorous Riley et al. criteria.</w:t>
+      </w:r>
+    </w:p>
+    <w:p>
+      <w:pPr>
+        <w:pStyle w:val="Heading2"/>
+        <w:spacing w:before="160" w:after="80"/>
+      </w:pPr>
+      <w:r>
+        <w:t>12.2 EPV Cap Sensitivity (src/23_epv5_sensitivity.py)</w:t>
+      </w:r>
+    </w:p>
+    <w:p>
+      <w:pPr>
+        <w:spacing w:after="120"/>
+      </w:pPr>
+      <w:r>
+        <w:t>As a direct test of whether the EPV-10 feature cap was materially constraining model performance, the automated LASSO-capped feature selection (Section 4.1, steps 3a-6) was rerun with the cap relaxed to an EPV-5 rule for the two most constrained cohorts (1-year flare and serial biopsy), and the same tuning + CV protocol was applied to the resulting feature sets. This reruns only the automated selection — it does not reproduce the manual post-selection clinical corrections described in Sections 4.3/4.5, so the feature lists and resulting AUROCs below differ from the published final models; the purpose here is only to isolate the marginal effect of the cap itself.</w:t>
+      </w:r>
+    </w:p>
+    <w:tbl>
+      <w:tblPr>
+        <w:tblStyle w:val="TableGrid"/>
+        <w:tblW w:type="auto" w:w="0"/>
+        <w:jc w:val="center"/>
+        <w:tblLook w:firstColumn="1" w:firstRow="1" w:lastColumn="0" w:lastRow="0" w:noHBand="0" w:noVBand="1" w:val="04A0"/>
+      </w:tblPr>
+      <w:tblGrid>
+        <w:gridCol w:w="1295"/>
+        <w:gridCol w:w="1295"/>
+        <w:gridCol w:w="1295"/>
+        <w:gridCol w:w="1295"/>
+        <w:gridCol w:w="1295"/>
+        <w:gridCol w:w="1295"/>
+        <w:gridCol w:w="1295"/>
+      </w:tblGrid>
+      <w:tr>
+        <w:tc>
+          <w:tcPr>
+            <w:tcW w:type="dxa" w:w="1701"/>
+            <w:shd w:val="clear" w:color="auto" w:fill="BDD7EE"/>
+          </w:tcPr>
+          <w:p>
+            <w:r>
+              <w:rPr>
+                <w:b/>
+                <w:sz w:val="20"/>
+              </w:rPr>
+              <w:t>Cohort</w:t>
+            </w:r>
+          </w:p>
+        </w:tc>
+        <w:tc>
+          <w:tcPr>
+            <w:tcW w:type="dxa" w:w="1984"/>
+            <w:shd w:val="clear" w:color="auto" w:fill="BDD7EE"/>
+          </w:tcPr>
+          <w:p>
+            <w:r>
+              <w:rPr>
+                <w:b/>
+                <w:sz w:val="20"/>
+              </w:rPr>
+              <w:t>Cap</w:t>
+            </w:r>
+          </w:p>
+        </w:tc>
+        <w:tc>
+          <w:tcPr>
+            <w:tcW w:type="dxa" w:w="1134"/>
+            <w:shd w:val="clear" w:color="auto" w:fill="BDD7EE"/>
+          </w:tcPr>
+          <w:p>
+            <w:r>
+              <w:rPr>
+                <w:b/>
+                <w:sz w:val="20"/>
+              </w:rPr>
+              <w:t>N features</w:t>
+            </w:r>
+          </w:p>
+        </w:tc>
+        <w:tc>
+          <w:tcPr>
+            <w:tcW w:type="dxa" w:w="1984"/>
+            <w:shd w:val="clear" w:color="auto" w:fill="BDD7EE"/>
+          </w:tcPr>
+          <w:p>
+            <w:r>
+              <w:rPr>
+                <w:b/>
+                <w:sz w:val="20"/>
+              </w:rPr>
+              <w:t>Model</w:t>
+            </w:r>
+          </w:p>
+        </w:tc>
+        <w:tc>
+          <w:tcPr>
+            <w:tcW w:type="dxa" w:w="1134"/>
+            <w:shd w:val="clear" w:color="auto" w:fill="BDD7EE"/>
+          </w:tcPr>
+          <w:p>
+            <w:r>
+              <w:rPr>
+                <w:b/>
+                <w:sz w:val="20"/>
+              </w:rPr>
+              <w:t>CV AUROC</w:t>
+            </w:r>
+          </w:p>
+        </w:tc>
+        <w:tc>
+          <w:tcPr>
+            <w:tcW w:type="dxa" w:w="1134"/>
+            <w:shd w:val="clear" w:color="auto" w:fill="BDD7EE"/>
+          </w:tcPr>
+          <w:p>
+            <w:r>
+              <w:rPr>
+                <w:b/>
+                <w:sz w:val="20"/>
+              </w:rPr>
+              <w:t>CV Brier</w:t>
+            </w:r>
+          </w:p>
+        </w:tc>
+        <w:tc>
+          <w:tcPr>
+            <w:tcW w:type="dxa" w:w="1417"/>
+            <w:shd w:val="clear" w:color="auto" w:fill="BDD7EE"/>
+          </w:tcPr>
+          <w:p>
+            <w:r>
+              <w:rPr>
+                <w:b/>
+                <w:sz w:val="20"/>
+              </w:rPr>
+              <w:t>CV Cal Slope</w:t>
+            </w:r>
+          </w:p>
+        </w:tc>
+      </w:tr>
+      <w:tr>
+        <w:tc>
+          <w:tcPr>
+            <w:tcW w:type="dxa" w:w="1701"/>
+          </w:tcPr>
+          <w:p>
+            <w:r>
+              <w:rPr>
+                <w:sz w:val="20"/>
+              </w:rPr>
+              <w:t>1-Year flare</w:t>
+            </w:r>
+          </w:p>
+        </w:tc>
+        <w:tc>
+          <w:tcPr>
+            <w:tcW w:type="dxa" w:w="1984"/>
+          </w:tcPr>
+          <w:p>
+            <w:r>
+              <w:rPr>
+                <w:sz w:val="20"/>
+              </w:rPr>
+              <w:t>EPV-10 (cap=12)</w:t>
+            </w:r>
+          </w:p>
+        </w:tc>
+        <w:tc>
+          <w:tcPr>
+            <w:tcW w:type="dxa" w:w="1134"/>
+          </w:tcPr>
+          <w:p>
+            <w:r>
+              <w:rPr>
+                <w:sz w:val="20"/>
+              </w:rPr>
+              <w:t>12</w:t>
+            </w:r>
+          </w:p>
+        </w:tc>
+        <w:tc>
+          <w:tcPr>
+            <w:tcW w:type="dxa" w:w="1984"/>
+          </w:tcPr>
+          <w:p>
+            <w:r>
+              <w:rPr>
+                <w:sz w:val="20"/>
+              </w:rPr>
+              <w:t>Logistic Regression</w:t>
+            </w:r>
+          </w:p>
+        </w:tc>
+        <w:tc>
+          <w:tcPr>
+            <w:tcW w:type="dxa" w:w="1134"/>
+          </w:tcPr>
+          <w:p>
+            <w:r>
+              <w:rPr>
+                <w:sz w:val="20"/>
+              </w:rPr>
+              <w:t>0.702</w:t>
+            </w:r>
+          </w:p>
+        </w:tc>
+        <w:tc>
+          <w:tcPr>
+            <w:tcW w:type="dxa" w:w="1134"/>
+          </w:tcPr>
+          <w:p>
+            <w:r>
+              <w:rPr>
+                <w:sz w:val="20"/>
+              </w:rPr>
+              <w:t>0.219</w:t>
+            </w:r>
+          </w:p>
+        </w:tc>
+        <w:tc>
+          <w:tcPr>
+            <w:tcW w:type="dxa" w:w="1417"/>
+          </w:tcPr>
+          <w:p>
+            <w:r>
+              <w:rPr>
+                <w:sz w:val="20"/>
+              </w:rPr>
+              <w:t>0.640</w:t>
+            </w:r>
+          </w:p>
+        </w:tc>
+      </w:tr>
+      <w:tr>
+        <w:tc>
+          <w:tcPr>
+            <w:tcW w:type="dxa" w:w="1701"/>
+            <w:shd w:val="clear" w:color="auto" w:fill="F2F2F2"/>
+          </w:tcPr>
+          <w:p>
+            <w:r>
+              <w:rPr>
+                <w:sz w:val="20"/>
+              </w:rPr>
+              <w:t>1-Year flare</w:t>
+            </w:r>
+          </w:p>
+        </w:tc>
+        <w:tc>
+          <w:tcPr>
+            <w:tcW w:type="dxa" w:w="1984"/>
+            <w:shd w:val="clear" w:color="auto" w:fill="F2F2F2"/>
+          </w:tcPr>
+          <w:p>
+            <w:r>
+              <w:rPr>
+                <w:sz w:val="20"/>
+              </w:rPr>
+              <w:t>EPV-10 (cap=12)</w:t>
+            </w:r>
+          </w:p>
+        </w:tc>
+        <w:tc>
+          <w:tcPr>
+            <w:tcW w:type="dxa" w:w="1134"/>
+            <w:shd w:val="clear" w:color="auto" w:fill="F2F2F2"/>
+          </w:tcPr>
+          <w:p>
+            <w:r>
+              <w:rPr>
+                <w:sz w:val="20"/>
+              </w:rPr>
+              <w:t>12</w:t>
+            </w:r>
+          </w:p>
+        </w:tc>
+        <w:tc>
+          <w:tcPr>
+            <w:tcW w:type="dxa" w:w="1984"/>
+            <w:shd w:val="clear" w:color="auto" w:fill="F2F2F2"/>
+          </w:tcPr>
+          <w:p>
+            <w:r>
+              <w:rPr>
+                <w:sz w:val="20"/>
+              </w:rPr>
+              <w:t>Random Forest</w:t>
+            </w:r>
+          </w:p>
+        </w:tc>
+        <w:tc>
+          <w:tcPr>
+            <w:tcW w:type="dxa" w:w="1134"/>
+            <w:shd w:val="clear" w:color="auto" w:fill="F2F2F2"/>
+          </w:tcPr>
+          <w:p>
+            <w:r>
+              <w:rPr>
+                <w:sz w:val="20"/>
+              </w:rPr>
+              <w:t>0.691</w:t>
+            </w:r>
+          </w:p>
+        </w:tc>
+        <w:tc>
+          <w:tcPr>
+            <w:tcW w:type="dxa" w:w="1134"/>
+            <w:shd w:val="clear" w:color="auto" w:fill="F2F2F2"/>
+          </w:tcPr>
+          <w:p>
+            <w:r>
+              <w:rPr>
+                <w:sz w:val="20"/>
+              </w:rPr>
+              <w:t>0.187</w:t>
+            </w:r>
+          </w:p>
+        </w:tc>
+        <w:tc>
+          <w:tcPr>
+            <w:tcW w:type="dxa" w:w="1417"/>
+            <w:shd w:val="clear" w:color="auto" w:fill="F2F2F2"/>
+          </w:tcPr>
+          <w:p>
+            <w:r>
+              <w:rPr>
+                <w:sz w:val="20"/>
+              </w:rPr>
+              <w:t>0.719</w:t>
+            </w:r>
+          </w:p>
+        </w:tc>
+      </w:tr>
+      <w:tr>
+        <w:tc>
+          <w:tcPr>
+            <w:tcW w:type="dxa" w:w="1701"/>
+          </w:tcPr>
+          <w:p>
+            <w:r>
+              <w:rPr>
+                <w:sz w:val="20"/>
+              </w:rPr>
+              <w:t>1-Year flare</w:t>
+            </w:r>
+          </w:p>
+        </w:tc>
+        <w:tc>
+          <w:tcPr>
+            <w:tcW w:type="dxa" w:w="1984"/>
+          </w:tcPr>
+          <w:p>
+            <w:r>
+              <w:rPr>
+                <w:sz w:val="20"/>
+              </w:rPr>
+              <w:t>EPV-10 (cap=12)</w:t>
+            </w:r>
+          </w:p>
+        </w:tc>
+        <w:tc>
+          <w:tcPr>
+            <w:tcW w:type="dxa" w:w="1134"/>
+          </w:tcPr>
+          <w:p>
+            <w:r>
+              <w:rPr>
+                <w:sz w:val="20"/>
+              </w:rPr>
+              <w:t>12</w:t>
+            </w:r>
+          </w:p>
+        </w:tc>
+        <w:tc>
+          <w:tcPr>
+            <w:tcW w:type="dxa" w:w="1984"/>
+          </w:tcPr>
+          <w:p>
+            <w:r>
+              <w:rPr>
+                <w:sz w:val="20"/>
+              </w:rPr>
+              <w:t>XGBoost</w:t>
+            </w:r>
+          </w:p>
+        </w:tc>
+        <w:tc>
+          <w:tcPr>
+            <w:tcW w:type="dxa" w:w="1134"/>
+          </w:tcPr>
+          <w:p>
+            <w:r>
+              <w:rPr>
+                <w:sz w:val="20"/>
+              </w:rPr>
+              <w:t>0.684</w:t>
+            </w:r>
+          </w:p>
+        </w:tc>
+        <w:tc>
+          <w:tcPr>
+            <w:tcW w:type="dxa" w:w="1134"/>
+          </w:tcPr>
+          <w:p>
+            <w:r>
+              <w:rPr>
+                <w:sz w:val="20"/>
+              </w:rPr>
+              <w:t>0.236</w:t>
+            </w:r>
+          </w:p>
+        </w:tc>
+        <w:tc>
+          <w:tcPr>
+            <w:tcW w:type="dxa" w:w="1417"/>
+          </w:tcPr>
+          <w:p>
+            <w:r>
+              <w:rPr>
+                <w:sz w:val="20"/>
+              </w:rPr>
+              <w:t>0.506</w:t>
+            </w:r>
+          </w:p>
+        </w:tc>
+      </w:tr>
+      <w:tr>
+        <w:tc>
+          <w:tcPr>
+            <w:tcW w:type="dxa" w:w="1701"/>
+            <w:shd w:val="clear" w:color="auto" w:fill="F2F2F2"/>
+          </w:tcPr>
+          <w:p>
+            <w:r>
+              <w:rPr>
+                <w:sz w:val="20"/>
+              </w:rPr>
+              <w:t>1-Year flare</w:t>
+            </w:r>
+          </w:p>
+        </w:tc>
+        <w:tc>
+          <w:tcPr>
+            <w:tcW w:type="dxa" w:w="1984"/>
+            <w:shd w:val="clear" w:color="auto" w:fill="F2F2F2"/>
+          </w:tcPr>
+          <w:p>
+            <w:r>
+              <w:rPr>
+                <w:sz w:val="20"/>
+              </w:rPr>
+              <w:t>EPV-10 (cap=12)</w:t>
+            </w:r>
+          </w:p>
+        </w:tc>
+        <w:tc>
+          <w:tcPr>
+            <w:tcW w:type="dxa" w:w="1134"/>
+            <w:shd w:val="clear" w:color="auto" w:fill="F2F2F2"/>
+          </w:tcPr>
+          <w:p>
+            <w:r>
+              <w:rPr>
+                <w:sz w:val="20"/>
+              </w:rPr>
+              <w:t>12</w:t>
+            </w:r>
+          </w:p>
+        </w:tc>
+        <w:tc>
+          <w:tcPr>
+            <w:tcW w:type="dxa" w:w="1984"/>
+            <w:shd w:val="clear" w:color="auto" w:fill="F2F2F2"/>
+          </w:tcPr>
+          <w:p>
+            <w:r>
+              <w:rPr>
+                <w:sz w:val="20"/>
+              </w:rPr>
+              <w:t>LightGBM</w:t>
+            </w:r>
+          </w:p>
+        </w:tc>
+        <w:tc>
+          <w:tcPr>
+            <w:tcW w:type="dxa" w:w="1134"/>
+            <w:shd w:val="clear" w:color="auto" w:fill="F2F2F2"/>
+          </w:tcPr>
+          <w:p>
+            <w:r>
+              <w:rPr>
+                <w:sz w:val="20"/>
+              </w:rPr>
+              <w:t>0.664</w:t>
+            </w:r>
+          </w:p>
+        </w:tc>
+        <w:tc>
+          <w:tcPr>
+            <w:tcW w:type="dxa" w:w="1134"/>
+            <w:shd w:val="clear" w:color="auto" w:fill="F2F2F2"/>
+          </w:tcPr>
+          <w:p>
+            <w:r>
+              <w:rPr>
+                <w:sz w:val="20"/>
+              </w:rPr>
+              <w:t>0.219</w:t>
+            </w:r>
+          </w:p>
+        </w:tc>
+        <w:tc>
+          <w:tcPr>
+            <w:tcW w:type="dxa" w:w="1417"/>
+            <w:shd w:val="clear" w:color="auto" w:fill="F2F2F2"/>
+          </w:tcPr>
+          <w:p>
+            <w:r>
+              <w:rPr>
+                <w:sz w:val="20"/>
+              </w:rPr>
+              <w:t>0.753</w:t>
+            </w:r>
+          </w:p>
+        </w:tc>
+      </w:tr>
+      <w:tr>
+        <w:tc>
+          <w:tcPr>
+            <w:tcW w:type="dxa" w:w="1701"/>
+          </w:tcPr>
+          <w:p>
+            <w:r>
+              <w:rPr>
+                <w:sz w:val="20"/>
+              </w:rPr>
+              <w:t>1-Year flare</w:t>
+            </w:r>
+          </w:p>
+        </w:tc>
+        <w:tc>
+          <w:tcPr>
+            <w:tcW w:type="dxa" w:w="1984"/>
+          </w:tcPr>
+          <w:p>
+            <w:r>
+              <w:rPr>
+                <w:sz w:val="20"/>
+              </w:rPr>
+              <w:t>EPV-5 (cap=19)</w:t>
+            </w:r>
+          </w:p>
+        </w:tc>
+        <w:tc>
+          <w:tcPr>
+            <w:tcW w:type="dxa" w:w="1134"/>
+          </w:tcPr>
+          <w:p>
+            <w:r>
+              <w:rPr>
+                <w:sz w:val="20"/>
+              </w:rPr>
+              <w:t>19</w:t>
+            </w:r>
+          </w:p>
+        </w:tc>
+        <w:tc>
+          <w:tcPr>
+            <w:tcW w:type="dxa" w:w="1984"/>
+          </w:tcPr>
+          <w:p>
+            <w:r>
+              <w:rPr>
+                <w:sz w:val="20"/>
+              </w:rPr>
+              <w:t>Logistic Regression</w:t>
+            </w:r>
+          </w:p>
+        </w:tc>
+        <w:tc>
+          <w:tcPr>
+            <w:tcW w:type="dxa" w:w="1134"/>
+          </w:tcPr>
+          <w:p>
+            <w:r>
+              <w:rPr>
+                <w:sz w:val="20"/>
+              </w:rPr>
+              <w:t>0.681</w:t>
+            </w:r>
+          </w:p>
+        </w:tc>
+        <w:tc>
+          <w:tcPr>
+            <w:tcW w:type="dxa" w:w="1134"/>
+          </w:tcPr>
+          <w:p>
+            <w:r>
+              <w:rPr>
+                <w:sz w:val="20"/>
+              </w:rPr>
+              <w:t>0.225</w:t>
+            </w:r>
+          </w:p>
+        </w:tc>
+        <w:tc>
+          <w:tcPr>
+            <w:tcW w:type="dxa" w:w="1417"/>
+          </w:tcPr>
+          <w:p>
+            <w:r>
+              <w:rPr>
+                <w:sz w:val="20"/>
+              </w:rPr>
+              <w:t>0.535</w:t>
+            </w:r>
+          </w:p>
+        </w:tc>
+      </w:tr>
+      <w:tr>
+        <w:tc>
+          <w:tcPr>
+            <w:tcW w:type="dxa" w:w="1701"/>
+            <w:shd w:val="clear" w:color="auto" w:fill="F2F2F2"/>
+          </w:tcPr>
+          <w:p>
+            <w:r>
+              <w:rPr>
+                <w:sz w:val="20"/>
+              </w:rPr>
+              <w:t>1-Year flare</w:t>
+            </w:r>
+          </w:p>
+        </w:tc>
+        <w:tc>
+          <w:tcPr>
+            <w:tcW w:type="dxa" w:w="1984"/>
+            <w:shd w:val="clear" w:color="auto" w:fill="F2F2F2"/>
+          </w:tcPr>
+          <w:p>
+            <w:r>
+              <w:rPr>
+                <w:sz w:val="20"/>
+              </w:rPr>
+              <w:t>EPV-5 (cap=19)</w:t>
+            </w:r>
+          </w:p>
+        </w:tc>
+        <w:tc>
+          <w:tcPr>
+            <w:tcW w:type="dxa" w:w="1134"/>
+            <w:shd w:val="clear" w:color="auto" w:fill="F2F2F2"/>
+          </w:tcPr>
+          <w:p>
+            <w:r>
+              <w:rPr>
+                <w:sz w:val="20"/>
+              </w:rPr>
+              <w:t>19</w:t>
+            </w:r>
+          </w:p>
+        </w:tc>
+        <w:tc>
+          <w:tcPr>
+            <w:tcW w:type="dxa" w:w="1984"/>
+            <w:shd w:val="clear" w:color="auto" w:fill="F2F2F2"/>
+          </w:tcPr>
+          <w:p>
+            <w:r>
+              <w:rPr>
+                <w:sz w:val="20"/>
+              </w:rPr>
+              <w:t>Random Forest</w:t>
+            </w:r>
+          </w:p>
+        </w:tc>
+        <w:tc>
+          <w:tcPr>
+            <w:tcW w:type="dxa" w:w="1134"/>
+            <w:shd w:val="clear" w:color="auto" w:fill="F2F2F2"/>
+          </w:tcPr>
+          <w:p>
+            <w:r>
+              <w:rPr>
+                <w:sz w:val="20"/>
+              </w:rPr>
+              <w:t>0.731</w:t>
+            </w:r>
+          </w:p>
+        </w:tc>
+        <w:tc>
+          <w:tcPr>
+            <w:tcW w:type="dxa" w:w="1134"/>
+            <w:shd w:val="clear" w:color="auto" w:fill="F2F2F2"/>
+          </w:tcPr>
+          <w:p>
+            <w:r>
+              <w:rPr>
+                <w:sz w:val="20"/>
+              </w:rPr>
+              <w:t>0.175</w:t>
+            </w:r>
+          </w:p>
+        </w:tc>
+        <w:tc>
+          <w:tcPr>
+            <w:tcW w:type="dxa" w:w="1417"/>
+            <w:shd w:val="clear" w:color="auto" w:fill="F2F2F2"/>
+          </w:tcPr>
+          <w:p>
+            <w:r>
+              <w:rPr>
+                <w:sz w:val="20"/>
+              </w:rPr>
+              <w:t>0.855</w:t>
+            </w:r>
+          </w:p>
+        </w:tc>
+      </w:tr>
+      <w:tr>
+        <w:tc>
+          <w:tcPr>
+            <w:tcW w:type="dxa" w:w="1701"/>
+          </w:tcPr>
+          <w:p>
+            <w:r>
+              <w:rPr>
+                <w:sz w:val="20"/>
+              </w:rPr>
+              <w:t>1-Year flare</w:t>
+            </w:r>
+          </w:p>
+        </w:tc>
+        <w:tc>
+          <w:tcPr>
+            <w:tcW w:type="dxa" w:w="1984"/>
+          </w:tcPr>
+          <w:p>
+            <w:r>
+              <w:rPr>
+                <w:sz w:val="20"/>
+              </w:rPr>
+              <w:t>EPV-5 (cap=19)</w:t>
+            </w:r>
+          </w:p>
+        </w:tc>
+        <w:tc>
+          <w:tcPr>
+            <w:tcW w:type="dxa" w:w="1134"/>
+          </w:tcPr>
+          <w:p>
+            <w:r>
+              <w:rPr>
+                <w:sz w:val="20"/>
+              </w:rPr>
+              <w:t>19</w:t>
+            </w:r>
+          </w:p>
+        </w:tc>
+        <w:tc>
+          <w:tcPr>
+            <w:tcW w:type="dxa" w:w="1984"/>
+          </w:tcPr>
+          <w:p>
+            <w:r>
+              <w:rPr>
+                <w:sz w:val="20"/>
+              </w:rPr>
+              <w:t>XGBoost</w:t>
+            </w:r>
+          </w:p>
+        </w:tc>
+        <w:tc>
+          <w:tcPr>
+            <w:tcW w:type="dxa" w:w="1134"/>
+          </w:tcPr>
+          <w:p>
+            <w:r>
+              <w:rPr>
+                <w:sz w:val="20"/>
+              </w:rPr>
+              <w:t>0.720</w:t>
+            </w:r>
+          </w:p>
+        </w:tc>
+        <w:tc>
+          <w:tcPr>
+            <w:tcW w:type="dxa" w:w="1134"/>
+          </w:tcPr>
+          <w:p>
+            <w:r>
+              <w:rPr>
+                <w:sz w:val="20"/>
+              </w:rPr>
+              <w:t>0.223</w:t>
+            </w:r>
+          </w:p>
+        </w:tc>
+        <w:tc>
+          <w:tcPr>
+            <w:tcW w:type="dxa" w:w="1417"/>
+          </w:tcPr>
+          <w:p>
+            <w:r>
+              <w:rPr>
+                <w:sz w:val="20"/>
+              </w:rPr>
+              <w:t>0.886</w:t>
+            </w:r>
+          </w:p>
+        </w:tc>
+      </w:tr>
+      <w:tr>
+        <w:tc>
+          <w:tcPr>
+            <w:tcW w:type="dxa" w:w="1701"/>
+            <w:shd w:val="clear" w:color="auto" w:fill="F2F2F2"/>
+          </w:tcPr>
+          <w:p>
+            <w:r>
+              <w:rPr>
+                <w:sz w:val="20"/>
+              </w:rPr>
+              <w:t>1-Year flare</w:t>
+            </w:r>
+          </w:p>
+        </w:tc>
+        <w:tc>
+          <w:tcPr>
+            <w:tcW w:type="dxa" w:w="1984"/>
+            <w:shd w:val="clear" w:color="auto" w:fill="F2F2F2"/>
+          </w:tcPr>
+          <w:p>
+            <w:r>
+              <w:rPr>
+                <w:sz w:val="20"/>
+              </w:rPr>
+              <w:t>EPV-5 (cap=19)</w:t>
+            </w:r>
+          </w:p>
+        </w:tc>
+        <w:tc>
+          <w:tcPr>
+            <w:tcW w:type="dxa" w:w="1134"/>
+            <w:shd w:val="clear" w:color="auto" w:fill="F2F2F2"/>
+          </w:tcPr>
+          <w:p>
+            <w:r>
+              <w:rPr>
+                <w:sz w:val="20"/>
+              </w:rPr>
+              <w:t>19</w:t>
+            </w:r>
+          </w:p>
+        </w:tc>
+        <w:tc>
+          <w:tcPr>
+            <w:tcW w:type="dxa" w:w="1984"/>
+            <w:shd w:val="clear" w:color="auto" w:fill="F2F2F2"/>
+          </w:tcPr>
+          <w:p>
+            <w:r>
+              <w:rPr>
+                <w:sz w:val="20"/>
+              </w:rPr>
+              <w:t>LightGBM</w:t>
+            </w:r>
+          </w:p>
+        </w:tc>
+        <w:tc>
+          <w:tcPr>
+            <w:tcW w:type="dxa" w:w="1134"/>
+            <w:shd w:val="clear" w:color="auto" w:fill="F2F2F2"/>
+          </w:tcPr>
+          <w:p>
+            <w:r>
+              <w:rPr>
+                <w:sz w:val="20"/>
+              </w:rPr>
+              <w:t>0.715</w:t>
+            </w:r>
+          </w:p>
+        </w:tc>
+        <w:tc>
+          <w:tcPr>
+            <w:tcW w:type="dxa" w:w="1134"/>
+            <w:shd w:val="clear" w:color="auto" w:fill="F2F2F2"/>
+          </w:tcPr>
+          <w:p>
+            <w:r>
+              <w:rPr>
+                <w:sz w:val="20"/>
+              </w:rPr>
+              <w:t>0.186</w:t>
+            </w:r>
+          </w:p>
+        </w:tc>
+        <w:tc>
+          <w:tcPr>
+            <w:tcW w:type="dxa" w:w="1417"/>
+            <w:shd w:val="clear" w:color="auto" w:fill="F2F2F2"/>
+          </w:tcPr>
+          <w:p>
+            <w:r>
+              <w:rPr>
+                <w:sz w:val="20"/>
+              </w:rPr>
+              <w:t>0.722</w:t>
+            </w:r>
+          </w:p>
+        </w:tc>
+      </w:tr>
+      <w:tr>
+        <w:tc>
+          <w:tcPr>
+            <w:tcW w:type="dxa" w:w="1701"/>
+          </w:tcPr>
+          <w:p>
+            <w:r>
+              <w:rPr>
+                <w:sz w:val="20"/>
+              </w:rPr>
+              <w:t>Serial biopsy</w:t>
+            </w:r>
+          </w:p>
+        </w:tc>
+        <w:tc>
+          <w:tcPr>
+            <w:tcW w:type="dxa" w:w="1984"/>
+          </w:tcPr>
+          <w:p>
+            <w:r>
+              <w:rPr>
+                <w:sz w:val="20"/>
+              </w:rPr>
+              <w:t>EPV-10 (cap=4)</w:t>
+            </w:r>
+          </w:p>
+        </w:tc>
+        <w:tc>
+          <w:tcPr>
+            <w:tcW w:type="dxa" w:w="1134"/>
+          </w:tcPr>
+          <w:p>
+            <w:r>
+              <w:rPr>
+                <w:sz w:val="20"/>
+              </w:rPr>
+              <w:t>2</w:t>
+            </w:r>
+          </w:p>
+        </w:tc>
+        <w:tc>
+          <w:tcPr>
+            <w:tcW w:type="dxa" w:w="1984"/>
+          </w:tcPr>
+          <w:p>
+            <w:r>
+              <w:rPr>
+                <w:sz w:val="20"/>
+              </w:rPr>
+              <w:t>Logistic Regression</w:t>
+            </w:r>
+          </w:p>
+        </w:tc>
+        <w:tc>
+          <w:tcPr>
+            <w:tcW w:type="dxa" w:w="1134"/>
+          </w:tcPr>
+          <w:p>
+            <w:r>
+              <w:rPr>
+                <w:sz w:val="20"/>
+              </w:rPr>
+              <w:t>0.676</w:t>
+            </w:r>
+          </w:p>
+        </w:tc>
+        <w:tc>
+          <w:tcPr>
+            <w:tcW w:type="dxa" w:w="1134"/>
+          </w:tcPr>
+          <w:p>
+            <w:r>
+              <w:rPr>
+                <w:sz w:val="20"/>
+              </w:rPr>
+              <w:t>0.235</w:t>
+            </w:r>
+          </w:p>
+        </w:tc>
+        <w:tc>
+          <w:tcPr>
+            <w:tcW w:type="dxa" w:w="1417"/>
+          </w:tcPr>
+          <w:p>
+            <w:r>
+              <w:rPr>
+                <w:sz w:val="20"/>
+              </w:rPr>
+              <w:t>0.570</w:t>
+            </w:r>
+          </w:p>
+        </w:tc>
+      </w:tr>
+      <w:tr>
+        <w:tc>
+          <w:tcPr>
+            <w:tcW w:type="dxa" w:w="1701"/>
+            <w:shd w:val="clear" w:color="auto" w:fill="F2F2F2"/>
+          </w:tcPr>
+          <w:p>
+            <w:r>
+              <w:rPr>
+                <w:sz w:val="20"/>
+              </w:rPr>
+              <w:t>Serial biopsy</w:t>
+            </w:r>
+          </w:p>
+        </w:tc>
+        <w:tc>
+          <w:tcPr>
+            <w:tcW w:type="dxa" w:w="1984"/>
+            <w:shd w:val="clear" w:color="auto" w:fill="F2F2F2"/>
+          </w:tcPr>
+          <w:p>
+            <w:r>
+              <w:rPr>
+                <w:sz w:val="20"/>
+              </w:rPr>
+              <w:t>EPV-10 (cap=4)</w:t>
+            </w:r>
+          </w:p>
+        </w:tc>
+        <w:tc>
+          <w:tcPr>
+            <w:tcW w:type="dxa" w:w="1134"/>
+            <w:shd w:val="clear" w:color="auto" w:fill="F2F2F2"/>
+          </w:tcPr>
+          <w:p>
+            <w:r>
+              <w:rPr>
+                <w:sz w:val="20"/>
+              </w:rPr>
+              <w:t>2</w:t>
+            </w:r>
+          </w:p>
+        </w:tc>
+        <w:tc>
+          <w:tcPr>
+            <w:tcW w:type="dxa" w:w="1984"/>
+            <w:shd w:val="clear" w:color="auto" w:fill="F2F2F2"/>
+          </w:tcPr>
+          <w:p>
+            <w:r>
+              <w:rPr>
+                <w:sz w:val="20"/>
+              </w:rPr>
+              <w:t>Random Forest</w:t>
+            </w:r>
+          </w:p>
+        </w:tc>
+        <w:tc>
+          <w:tcPr>
+            <w:tcW w:type="dxa" w:w="1134"/>
+            <w:shd w:val="clear" w:color="auto" w:fill="F2F2F2"/>
+          </w:tcPr>
+          <w:p>
+            <w:r>
+              <w:rPr>
+                <w:sz w:val="20"/>
+              </w:rPr>
+              <w:t>0.629</w:t>
+            </w:r>
+          </w:p>
+        </w:tc>
+        <w:tc>
+          <w:tcPr>
+            <w:tcW w:type="dxa" w:w="1134"/>
+            <w:shd w:val="clear" w:color="auto" w:fill="F2F2F2"/>
+          </w:tcPr>
+          <w:p>
+            <w:r>
+              <w:rPr>
+                <w:sz w:val="20"/>
+              </w:rPr>
+              <w:t>0.240</w:t>
+            </w:r>
+          </w:p>
+        </w:tc>
+        <w:tc>
+          <w:tcPr>
+            <w:tcW w:type="dxa" w:w="1417"/>
+            <w:shd w:val="clear" w:color="auto" w:fill="F2F2F2"/>
+          </w:tcPr>
+          <w:p>
+            <w:r>
+              <w:rPr>
+                <w:sz w:val="20"/>
+              </w:rPr>
+              <w:t>0.381</w:t>
+            </w:r>
+          </w:p>
+        </w:tc>
+      </w:tr>
+      <w:tr>
+        <w:tc>
+          <w:tcPr>
+            <w:tcW w:type="dxa" w:w="1701"/>
+          </w:tcPr>
+          <w:p>
+            <w:r>
+              <w:rPr>
+                <w:sz w:val="20"/>
+              </w:rPr>
+              <w:t>Serial biopsy</w:t>
+            </w:r>
+          </w:p>
+        </w:tc>
+        <w:tc>
+          <w:tcPr>
+            <w:tcW w:type="dxa" w:w="1984"/>
+          </w:tcPr>
+          <w:p>
+            <w:r>
+              <w:rPr>
+                <w:sz w:val="20"/>
+              </w:rPr>
+              <w:t>EPV-10 (cap=4)</w:t>
+            </w:r>
+          </w:p>
+        </w:tc>
+        <w:tc>
+          <w:tcPr>
+            <w:tcW w:type="dxa" w:w="1134"/>
+          </w:tcPr>
+          <w:p>
+            <w:r>
+              <w:rPr>
+                <w:sz w:val="20"/>
+              </w:rPr>
+              <w:t>2</w:t>
+            </w:r>
+          </w:p>
+        </w:tc>
+        <w:tc>
+          <w:tcPr>
+            <w:tcW w:type="dxa" w:w="1984"/>
+          </w:tcPr>
+          <w:p>
+            <w:r>
+              <w:rPr>
+                <w:sz w:val="20"/>
+              </w:rPr>
+              <w:t>XGBoost</w:t>
+            </w:r>
+          </w:p>
+        </w:tc>
+        <w:tc>
+          <w:tcPr>
+            <w:tcW w:type="dxa" w:w="1134"/>
+          </w:tcPr>
+          <w:p>
+            <w:r>
+              <w:rPr>
+                <w:sz w:val="20"/>
+              </w:rPr>
+              <w:t>0.601</w:t>
+            </w:r>
+          </w:p>
+        </w:tc>
+        <w:tc>
+          <w:tcPr>
+            <w:tcW w:type="dxa" w:w="1134"/>
+          </w:tcPr>
+          <w:p>
+            <w:r>
+              <w:rPr>
+                <w:sz w:val="20"/>
+              </w:rPr>
+              <w:t>0.248</w:t>
+            </w:r>
+          </w:p>
+        </w:tc>
+        <w:tc>
+          <w:tcPr>
+            <w:tcW w:type="dxa" w:w="1417"/>
+          </w:tcPr>
+          <w:p>
+            <w:r>
+              <w:rPr>
+                <w:sz w:val="20"/>
+              </w:rPr>
+              <w:t>0.080</w:t>
+            </w:r>
+          </w:p>
+        </w:tc>
+      </w:tr>
+      <w:tr>
+        <w:tc>
+          <w:tcPr>
+            <w:tcW w:type="dxa" w:w="1701"/>
+            <w:shd w:val="clear" w:color="auto" w:fill="F2F2F2"/>
+          </w:tcPr>
+          <w:p>
+            <w:r>
+              <w:rPr>
+                <w:sz w:val="20"/>
+              </w:rPr>
+              <w:t>Serial biopsy</w:t>
+            </w:r>
+          </w:p>
+        </w:tc>
+        <w:tc>
+          <w:tcPr>
+            <w:tcW w:type="dxa" w:w="1984"/>
+            <w:shd w:val="clear" w:color="auto" w:fill="F2F2F2"/>
+          </w:tcPr>
+          <w:p>
+            <w:r>
+              <w:rPr>
+                <w:sz w:val="20"/>
+              </w:rPr>
+              <w:t>EPV-10 (cap=4)</w:t>
+            </w:r>
+          </w:p>
+        </w:tc>
+        <w:tc>
+          <w:tcPr>
+            <w:tcW w:type="dxa" w:w="1134"/>
+            <w:shd w:val="clear" w:color="auto" w:fill="F2F2F2"/>
+          </w:tcPr>
+          <w:p>
+            <w:r>
+              <w:rPr>
+                <w:sz w:val="20"/>
+              </w:rPr>
+              <w:t>2</w:t>
+            </w:r>
+          </w:p>
+        </w:tc>
+        <w:tc>
+          <w:tcPr>
+            <w:tcW w:type="dxa" w:w="1984"/>
+            <w:shd w:val="clear" w:color="auto" w:fill="F2F2F2"/>
+          </w:tcPr>
+          <w:p>
+            <w:r>
+              <w:rPr>
+                <w:sz w:val="20"/>
+              </w:rPr>
+              <w:t>LightGBM</w:t>
+            </w:r>
+          </w:p>
+        </w:tc>
+        <w:tc>
+          <w:tcPr>
+            <w:tcW w:type="dxa" w:w="1134"/>
+            <w:shd w:val="clear" w:color="auto" w:fill="F2F2F2"/>
+          </w:tcPr>
+          <w:p>
+            <w:r>
+              <w:rPr>
+                <w:sz w:val="20"/>
+              </w:rPr>
+              <w:t>0.625</w:t>
+            </w:r>
+          </w:p>
+        </w:tc>
+        <w:tc>
+          <w:tcPr>
+            <w:tcW w:type="dxa" w:w="1134"/>
+            <w:shd w:val="clear" w:color="auto" w:fill="F2F2F2"/>
+          </w:tcPr>
+          <w:p>
+            <w:r>
+              <w:rPr>
+                <w:sz w:val="20"/>
+              </w:rPr>
+              <w:t>0.240</w:t>
+            </w:r>
+          </w:p>
+        </w:tc>
+        <w:tc>
+          <w:tcPr>
+            <w:tcW w:type="dxa" w:w="1417"/>
+            <w:shd w:val="clear" w:color="auto" w:fill="F2F2F2"/>
+          </w:tcPr>
+          <w:p>
+            <w:r>
+              <w:rPr>
+                <w:sz w:val="20"/>
+              </w:rPr>
+              <w:t>0.431</w:t>
+            </w:r>
+          </w:p>
+        </w:tc>
+      </w:tr>
+      <w:tr>
+        <w:tc>
+          <w:tcPr>
+            <w:tcW w:type="dxa" w:w="1701"/>
+          </w:tcPr>
+          <w:p>
+            <w:r>
+              <w:rPr>
+                <w:sz w:val="20"/>
+              </w:rPr>
+              <w:t>Serial biopsy</w:t>
+            </w:r>
+          </w:p>
+        </w:tc>
+        <w:tc>
+          <w:tcPr>
+            <w:tcW w:type="dxa" w:w="1984"/>
+          </w:tcPr>
+          <w:p>
+            <w:r>
+              <w:rPr>
+                <w:sz w:val="20"/>
+              </w:rPr>
+              <w:t>EPV-5 (cap=7)</w:t>
+            </w:r>
+          </w:p>
+        </w:tc>
+        <w:tc>
+          <w:tcPr>
+            <w:tcW w:type="dxa" w:w="1134"/>
+          </w:tcPr>
+          <w:p>
+            <w:r>
+              <w:rPr>
+                <w:sz w:val="20"/>
+              </w:rPr>
+              <w:t>2</w:t>
+            </w:r>
+          </w:p>
+        </w:tc>
+        <w:tc>
+          <w:tcPr>
+            <w:tcW w:type="dxa" w:w="1984"/>
+          </w:tcPr>
+          <w:p>
+            <w:r>
+              <w:rPr>
+                <w:sz w:val="20"/>
+              </w:rPr>
+              <w:t>Logistic Regression</w:t>
+            </w:r>
+          </w:p>
+        </w:tc>
+        <w:tc>
+          <w:tcPr>
+            <w:tcW w:type="dxa" w:w="1134"/>
+          </w:tcPr>
+          <w:p>
+            <w:r>
+              <w:rPr>
+                <w:sz w:val="20"/>
+              </w:rPr>
+              <w:t>0.676</w:t>
+            </w:r>
+          </w:p>
+        </w:tc>
+        <w:tc>
+          <w:tcPr>
+            <w:tcW w:type="dxa" w:w="1134"/>
+          </w:tcPr>
+          <w:p>
+            <w:r>
+              <w:rPr>
+                <w:sz w:val="20"/>
+              </w:rPr>
+              <w:t>0.235</w:t>
+            </w:r>
+          </w:p>
+        </w:tc>
+        <w:tc>
+          <w:tcPr>
+            <w:tcW w:type="dxa" w:w="1417"/>
+          </w:tcPr>
+          <w:p>
+            <w:r>
+              <w:rPr>
+                <w:sz w:val="20"/>
+              </w:rPr>
+              <w:t>0.570</w:t>
+            </w:r>
+          </w:p>
+        </w:tc>
+      </w:tr>
+      <w:tr>
+        <w:tc>
+          <w:tcPr>
+            <w:tcW w:type="dxa" w:w="1701"/>
+            <w:shd w:val="clear" w:color="auto" w:fill="F2F2F2"/>
+          </w:tcPr>
+          <w:p>
+            <w:r>
+              <w:rPr>
+                <w:sz w:val="20"/>
+              </w:rPr>
+              <w:t>Serial biopsy</w:t>
+            </w:r>
+          </w:p>
+        </w:tc>
+        <w:tc>
+          <w:tcPr>
+            <w:tcW w:type="dxa" w:w="1984"/>
+            <w:shd w:val="clear" w:color="auto" w:fill="F2F2F2"/>
+          </w:tcPr>
+          <w:p>
+            <w:r>
+              <w:rPr>
+                <w:sz w:val="20"/>
+              </w:rPr>
+              <w:t>EPV-5 (cap=7)</w:t>
+            </w:r>
+          </w:p>
+        </w:tc>
+        <w:tc>
+          <w:tcPr>
+            <w:tcW w:type="dxa" w:w="1134"/>
+            <w:shd w:val="clear" w:color="auto" w:fill="F2F2F2"/>
+          </w:tcPr>
+          <w:p>
+            <w:r>
+              <w:rPr>
+                <w:sz w:val="20"/>
+              </w:rPr>
+              <w:t>2</w:t>
+            </w:r>
+          </w:p>
+        </w:tc>
+        <w:tc>
+          <w:tcPr>
+            <w:tcW w:type="dxa" w:w="1984"/>
+            <w:shd w:val="clear" w:color="auto" w:fill="F2F2F2"/>
+          </w:tcPr>
+          <w:p>
+            <w:r>
+              <w:rPr>
+                <w:sz w:val="20"/>
+              </w:rPr>
+              <w:t>Random Forest</w:t>
+            </w:r>
+          </w:p>
+        </w:tc>
+        <w:tc>
+          <w:tcPr>
+            <w:tcW w:type="dxa" w:w="1134"/>
+            <w:shd w:val="clear" w:color="auto" w:fill="F2F2F2"/>
+          </w:tcPr>
+          <w:p>
+            <w:r>
+              <w:rPr>
+                <w:sz w:val="20"/>
+              </w:rPr>
+              <w:t>0.629</w:t>
+            </w:r>
+          </w:p>
+        </w:tc>
+        <w:tc>
+          <w:tcPr>
+            <w:tcW w:type="dxa" w:w="1134"/>
+            <w:shd w:val="clear" w:color="auto" w:fill="F2F2F2"/>
+          </w:tcPr>
+          <w:p>
+            <w:r>
+              <w:rPr>
+                <w:sz w:val="20"/>
+              </w:rPr>
+              <w:t>0.240</w:t>
+            </w:r>
+          </w:p>
+        </w:tc>
+        <w:tc>
+          <w:tcPr>
+            <w:tcW w:type="dxa" w:w="1417"/>
+            <w:shd w:val="clear" w:color="auto" w:fill="F2F2F2"/>
+          </w:tcPr>
+          <w:p>
+            <w:r>
+              <w:rPr>
+                <w:sz w:val="20"/>
+              </w:rPr>
+              <w:t>0.381</w:t>
+            </w:r>
+          </w:p>
+        </w:tc>
+      </w:tr>
+      <w:tr>
+        <w:tc>
+          <w:tcPr>
+            <w:tcW w:type="dxa" w:w="1701"/>
+          </w:tcPr>
+          <w:p>
+            <w:r>
+              <w:rPr>
+                <w:sz w:val="20"/>
+              </w:rPr>
+              <w:t>Serial biopsy</w:t>
+            </w:r>
+          </w:p>
+        </w:tc>
+        <w:tc>
+          <w:tcPr>
+            <w:tcW w:type="dxa" w:w="1984"/>
+          </w:tcPr>
+          <w:p>
+            <w:r>
+              <w:rPr>
+                <w:sz w:val="20"/>
+              </w:rPr>
+              <w:t>EPV-5 (cap=7)</w:t>
+            </w:r>
+          </w:p>
+        </w:tc>
+        <w:tc>
+          <w:tcPr>
+            <w:tcW w:type="dxa" w:w="1134"/>
+          </w:tcPr>
+          <w:p>
+            <w:r>
+              <w:rPr>
+                <w:sz w:val="20"/>
+              </w:rPr>
+              <w:t>2</w:t>
+            </w:r>
+          </w:p>
+        </w:tc>
+        <w:tc>
+          <w:tcPr>
+            <w:tcW w:type="dxa" w:w="1984"/>
+          </w:tcPr>
+          <w:p>
+            <w:r>
+              <w:rPr>
+                <w:sz w:val="20"/>
+              </w:rPr>
+              <w:t>XGBoost</w:t>
+            </w:r>
+          </w:p>
+        </w:tc>
+        <w:tc>
+          <w:tcPr>
+            <w:tcW w:type="dxa" w:w="1134"/>
+          </w:tcPr>
+          <w:p>
+            <w:r>
+              <w:rPr>
+                <w:sz w:val="20"/>
+              </w:rPr>
+              <w:t>0.601</w:t>
+            </w:r>
+          </w:p>
+        </w:tc>
+        <w:tc>
+          <w:tcPr>
+            <w:tcW w:type="dxa" w:w="1134"/>
+          </w:tcPr>
+          <w:p>
+            <w:r>
+              <w:rPr>
+                <w:sz w:val="20"/>
+              </w:rPr>
+              <w:t>0.248</w:t>
+            </w:r>
+          </w:p>
+        </w:tc>
+        <w:tc>
+          <w:tcPr>
+            <w:tcW w:type="dxa" w:w="1417"/>
+          </w:tcPr>
+          <w:p>
+            <w:r>
+              <w:rPr>
+                <w:sz w:val="20"/>
+              </w:rPr>
+              <w:t>0.080</w:t>
+            </w:r>
+          </w:p>
+        </w:tc>
+      </w:tr>
+      <w:tr>
+        <w:tc>
+          <w:tcPr>
+            <w:tcW w:type="dxa" w:w="1701"/>
+            <w:shd w:val="clear" w:color="auto" w:fill="F2F2F2"/>
+          </w:tcPr>
+          <w:p>
+            <w:r>
+              <w:rPr>
+                <w:sz w:val="20"/>
+              </w:rPr>
+              <w:t>Serial biopsy</w:t>
+            </w:r>
+          </w:p>
+        </w:tc>
+        <w:tc>
+          <w:tcPr>
+            <w:tcW w:type="dxa" w:w="1984"/>
+            <w:shd w:val="clear" w:color="auto" w:fill="F2F2F2"/>
+          </w:tcPr>
+          <w:p>
+            <w:r>
+              <w:rPr>
+                <w:sz w:val="20"/>
+              </w:rPr>
+              <w:t>EPV-5 (cap=7)</w:t>
+            </w:r>
+          </w:p>
+        </w:tc>
+        <w:tc>
+          <w:tcPr>
+            <w:tcW w:type="dxa" w:w="1134"/>
+            <w:shd w:val="clear" w:color="auto" w:fill="F2F2F2"/>
+          </w:tcPr>
+          <w:p>
+            <w:r>
+              <w:rPr>
+                <w:sz w:val="20"/>
+              </w:rPr>
+              <w:t>2</w:t>
+            </w:r>
+          </w:p>
+        </w:tc>
+        <w:tc>
+          <w:tcPr>
+            <w:tcW w:type="dxa" w:w="1984"/>
+            <w:shd w:val="clear" w:color="auto" w:fill="F2F2F2"/>
+          </w:tcPr>
+          <w:p>
+            <w:r>
+              <w:rPr>
+                <w:sz w:val="20"/>
+              </w:rPr>
+              <w:t>LightGBM</w:t>
+            </w:r>
+          </w:p>
+        </w:tc>
+        <w:tc>
+          <w:tcPr>
+            <w:tcW w:type="dxa" w:w="1134"/>
+            <w:shd w:val="clear" w:color="auto" w:fill="F2F2F2"/>
+          </w:tcPr>
+          <w:p>
+            <w:r>
+              <w:rPr>
+                <w:sz w:val="20"/>
+              </w:rPr>
+              <w:t>0.625</w:t>
+            </w:r>
+          </w:p>
+        </w:tc>
+        <w:tc>
+          <w:tcPr>
+            <w:tcW w:type="dxa" w:w="1134"/>
+            <w:shd w:val="clear" w:color="auto" w:fill="F2F2F2"/>
+          </w:tcPr>
+          <w:p>
+            <w:r>
+              <w:rPr>
+                <w:sz w:val="20"/>
+              </w:rPr>
+              <w:t>0.240</w:t>
+            </w:r>
+          </w:p>
+        </w:tc>
+        <w:tc>
+          <w:tcPr>
+            <w:tcW w:type="dxa" w:w="1417"/>
+            <w:shd w:val="clear" w:color="auto" w:fill="F2F2F2"/>
+          </w:tcPr>
+          <w:p>
+            <w:r>
+              <w:rPr>
+                <w:sz w:val="20"/>
+              </w:rPr>
+              <w:t>0.431</w:t>
+            </w:r>
+          </w:p>
+        </w:tc>
+      </w:tr>
+    </w:tbl>
+    <w:p/>
+    <w:p>
+      <w:pPr>
+        <w:spacing w:after="120"/>
+      </w:pPr>
+      <w:r>
+        <w:t>1-Year flare: relaxing the cap materially changed results. LASSO retained 19 features instead of 12, and all three tree models improved substantially — Random Forest AUROC 0.691→0.731, XGBoost 0.684→0.720, LightGBM 0.664→0.715 — with calibration slopes moving much closer to the ideal of 1.0 (e.g. XGBoost 0.506→0.886). Logistic Regression AUROC fell slightly (0.702→0.681). This indicates the EPV-10 cap was genuinely constraining tree-model performance in this cohort, consistent with the pmsampsize finding (Section 12.1) that the 1-year cohort is formally underpowered.</w:t>
+      </w:r>
+    </w:p>
+    <w:p>
+      <w:pPr>
+        <w:spacing w:after="120"/>
+      </w:pPr>
+      <w:r>
+        <w:t>Serial biopsy: no difference whatsoever — LASSO's discrete regularisation path selected exactly the same 2 features (% chronic gloms, time between biopsies) under both caps, because (as already noted in Section 4.5) the C-search jumps directly from 12 features to 2 with no intermediate value, so neither cap was actually binding. The EPV-5 relaxation could not have changed this result regardless of cohort size.</w:t>
+      </w:r>
+    </w:p>
     <w:sectPr>
       <w:pgSz w:w="12240" w:h="15840"/>
       <w:pgMar w:top="1417" w:right="1587" w:bottom="1417" w:left="1587" w:header="720" w:footer="720" w:gutter="0"/>

--- a/outputs/Lupus_Project_Methods.docx
+++ b/outputs/Lupus_Project_Methods.docx
@@ -38,7 +38,7 @@
         <w:rPr>
           <w:sz w:val="22"/>
         </w:rPr>
-        <w:t>Generated: 05 August 2026</w:t>
+        <w:t>Generated: 12 August 2026</w:t>
       </w:r>
     </w:p>
     <w:p>
@@ -3844,6 +3844,14 @@
       </w:pPr>
       <w:r>
         <w:t>Removed dsDNA/SM/APL ever positive: 85.1% positive (just below 90% threshold), but clinical reasoning mirrors ANA removal — insufficient discriminatory gradient to justify inclusion</w:t>
+      </w:r>
+    </w:p>
+    <w:p>
+      <w:pPr>
+        <w:spacing w:after="120"/>
+      </w:pPr>
+      <w:r>
+        <w:t>Data integrity note: as of this document's generation, Data/Processed/lupus_5yr_selected_clean.xlsx on disk still contains the dsDNA/SM/APL column (11 predictors), i.e. this manual correction has not been re-applied to the saved file since a later rerun of feature selection. Scripts loading that file directly (SHAP, DeLong, ensemble, TabPFN v3) should drop this column to reproduce the 10-predictor results below exactly; src/16_roc_calibration_plots.py does so explicitly at load time. The saved file itself should be corrected at the source when convenient.</w:t>
       </w:r>
     </w:p>
     <w:p>
@@ -18654,6 +18662,217 @@
           </w:p>
         </w:tc>
       </w:tr>
+      <w:tr>
+        <w:tc>
+          <w:tcPr>
+            <w:tcW w:type="dxa" w:w="3118"/>
+          </w:tcPr>
+          <w:p>
+            <w:r>
+              <w:rPr>
+                <w:sz w:val="20"/>
+              </w:rPr>
+              <w:t>pmsampsize_results.xlsx</w:t>
+            </w:r>
+          </w:p>
+        </w:tc>
+        <w:tc>
+          <w:tcPr>
+            <w:tcW w:type="dxa" w:w="1984"/>
+          </w:tcPr>
+          <w:p>
+            <w:r>
+              <w:rPr>
+                <w:sz w:val="20"/>
+              </w:rPr>
+              <w:t>outputs/</w:t>
+            </w:r>
+          </w:p>
+        </w:tc>
+        <w:tc>
+          <w:tcPr>
+            <w:tcW w:type="dxa" w:w="3969"/>
+          </w:tcPr>
+          <w:p>
+            <w:r>
+              <w:rPr>
+                <w:sz w:val="20"/>
+              </w:rPr>
+              <w:t>Formal sample-size justification, all 5 cohorts (Section 12.1)</w:t>
+            </w:r>
+          </w:p>
+        </w:tc>
+      </w:tr>
+      <w:tr>
+        <w:tc>
+          <w:tcPr>
+            <w:tcW w:type="dxa" w:w="3118"/>
+            <w:shd w:val="clear" w:color="auto" w:fill="F2F2F2"/>
+          </w:tcPr>
+          <w:p>
+            <w:r>
+              <w:rPr>
+                <w:sz w:val="20"/>
+              </w:rPr>
+              <w:t>epv5_sensitivity_results.xlsx</w:t>
+            </w:r>
+          </w:p>
+        </w:tc>
+        <w:tc>
+          <w:tcPr>
+            <w:tcW w:type="dxa" w:w="1984"/>
+            <w:shd w:val="clear" w:color="auto" w:fill="F2F2F2"/>
+          </w:tcPr>
+          <w:p>
+            <w:r>
+              <w:rPr>
+                <w:sz w:val="20"/>
+              </w:rPr>
+              <w:t>outputs/</w:t>
+            </w:r>
+          </w:p>
+        </w:tc>
+        <w:tc>
+          <w:tcPr>
+            <w:tcW w:type="dxa" w:w="3969"/>
+            <w:shd w:val="clear" w:color="auto" w:fill="F2F2F2"/>
+          </w:tcPr>
+          <w:p>
+            <w:r>
+              <w:rPr>
+                <w:sz w:val="20"/>
+              </w:rPr>
+              <w:t>EPV-cap sensitivity results, 1yr flare + serial biopsy (Section 12.2)</w:t>
+            </w:r>
+          </w:p>
+        </w:tc>
+      </w:tr>
+      <w:tr>
+        <w:tc>
+          <w:tcPr>
+            <w:tcW w:type="dxa" w:w="3118"/>
+          </w:tcPr>
+          <w:p>
+            <w:r>
+              <w:rPr>
+                <w:sz w:val="20"/>
+              </w:rPr>
+              <w:t>Lupus_Project_Results.docx</w:t>
+            </w:r>
+          </w:p>
+        </w:tc>
+        <w:tc>
+          <w:tcPr>
+            <w:tcW w:type="dxa" w:w="1984"/>
+          </w:tcPr>
+          <w:p>
+            <w:r>
+              <w:rPr>
+                <w:sz w:val="20"/>
+              </w:rPr>
+              <w:t>outputs/</w:t>
+            </w:r>
+          </w:p>
+        </w:tc>
+        <w:tc>
+          <w:tcPr>
+            <w:tcW w:type="dxa" w:w="3969"/>
+          </w:tcPr>
+          <w:p>
+            <w:r>
+              <w:rPr>
+                <w:sz w:val="20"/>
+              </w:rPr>
+              <w:t>Standalone results-only companion document (tables, no methods narrative)</w:t>
+            </w:r>
+          </w:p>
+        </w:tc>
+      </w:tr>
+      <w:tr>
+        <w:tc>
+          <w:tcPr>
+            <w:tcW w:type="dxa" w:w="3118"/>
+            <w:shd w:val="clear" w:color="auto" w:fill="F2F2F2"/>
+          </w:tcPr>
+          <w:p>
+            <w:r>
+              <w:rPr>
+                <w:sz w:val="20"/>
+              </w:rPr>
+              <w:t>Table2_Calibration.docx</w:t>
+            </w:r>
+          </w:p>
+        </w:tc>
+        <w:tc>
+          <w:tcPr>
+            <w:tcW w:type="dxa" w:w="1984"/>
+            <w:shd w:val="clear" w:color="auto" w:fill="F2F2F2"/>
+          </w:tcPr>
+          <w:p>
+            <w:r>
+              <w:rPr>
+                <w:sz w:val="20"/>
+              </w:rPr>
+              <w:t>outputs/</w:t>
+            </w:r>
+          </w:p>
+        </w:tc>
+        <w:tc>
+          <w:tcPr>
+            <w:tcW w:type="dxa" w:w="3969"/>
+            <w:shd w:val="clear" w:color="auto" w:fill="F2F2F2"/>
+          </w:tcPr>
+          <w:p>
+            <w:r>
+              <w:rPr>
+                <w:sz w:val="20"/>
+              </w:rPr>
+              <w:t>Standalone Table 2 (Brier/calibration slope), publication format</w:t>
+            </w:r>
+          </w:p>
+        </w:tc>
+      </w:tr>
+      <w:tr>
+        <w:tc>
+          <w:tcPr>
+            <w:tcW w:type="dxa" w:w="3118"/>
+          </w:tcPr>
+          <w:p>
+            <w:r>
+              <w:rPr>
+                <w:sz w:val="20"/>
+              </w:rPr>
+              <w:t>Tables_1_2_Publication.docx</w:t>
+            </w:r>
+          </w:p>
+        </w:tc>
+        <w:tc>
+          <w:tcPr>
+            <w:tcW w:type="dxa" w:w="1984"/>
+          </w:tcPr>
+          <w:p>
+            <w:r>
+              <w:rPr>
+                <w:sz w:val="20"/>
+              </w:rPr>
+              <w:t>outputs/</w:t>
+            </w:r>
+          </w:p>
+        </w:tc>
+        <w:tc>
+          <w:tcPr>
+            <w:tcW w:type="dxa" w:w="3969"/>
+          </w:tcPr>
+          <w:p>
+            <w:r>
+              <w:rPr>
+                <w:sz w:val="20"/>
+              </w:rPr>
+              <w:t>Combined Table 1 (AUROC) + Table 2 (calibration), publication format</w:t>
+            </w:r>
+          </w:p>
+        </w:tc>
+      </w:tr>
     </w:tbl>
     <w:p/>
     <w:p>
@@ -19443,6 +19662,180 @@
               <w:rPr>
                 <w:sz w:val="20"/>
               </w:rPr>
+              <w:t>src/16_roc_calibration_plots.py</w:t>
+            </w:r>
+          </w:p>
+        </w:tc>
+        <w:tc>
+          <w:tcPr>
+            <w:tcW w:type="dxa" w:w="5102"/>
+            <w:shd w:val="clear" w:color="auto" w:fill="F2F2F2"/>
+          </w:tcPr>
+          <w:p>
+            <w:r>
+              <w:rPr>
+                <w:sz w:val="20"/>
+              </w:rPr>
+              <w:t>ROC + calibration figures, all 5 cohorts (reuses saved best hyperparameters, no retuning)</w:t>
+            </w:r>
+          </w:p>
+        </w:tc>
+      </w:tr>
+      <w:tr>
+        <w:tc>
+          <w:tcPr>
+            <w:tcW w:type="dxa" w:w="3969"/>
+          </w:tcPr>
+          <w:p>
+            <w:r>
+              <w:rPr>
+                <w:sz w:val="20"/>
+              </w:rPr>
+              <w:t>src/17_optimism_barchart.py</w:t>
+            </w:r>
+          </w:p>
+        </w:tc>
+        <w:tc>
+          <w:tcPr>
+            <w:tcW w:type="dxa" w:w="5102"/>
+          </w:tcPr>
+          <w:p>
+            <w:r>
+              <w:rPr>
+                <w:sz w:val="20"/>
+              </w:rPr>
+              <w:t>Apparent vs bias-corrected AUROC bar chart, all 5 cohorts (reads saved bootstrap results only)</w:t>
+            </w:r>
+          </w:p>
+        </w:tc>
+      </w:tr>
+      <w:tr>
+        <w:tc>
+          <w:tcPr>
+            <w:tcW w:type="dxa" w:w="3969"/>
+            <w:shd w:val="clear" w:color="auto" w:fill="F2F2F2"/>
+          </w:tcPr>
+          <w:p>
+            <w:r>
+              <w:rPr>
+                <w:sz w:val="20"/>
+              </w:rPr>
+              <w:t>src/22_pmsampsize.py</w:t>
+            </w:r>
+          </w:p>
+        </w:tc>
+        <w:tc>
+          <w:tcPr>
+            <w:tcW w:type="dxa" w:w="5102"/>
+            <w:shd w:val="clear" w:color="auto" w:fill="F2F2F2"/>
+          </w:tcPr>
+          <w:p>
+            <w:r>
+              <w:rPr>
+                <w:sz w:val="20"/>
+              </w:rPr>
+              <w:t>Formal sample-size justification (Riley et al. 2020 criteria), all 5 cohorts</w:t>
+            </w:r>
+          </w:p>
+        </w:tc>
+      </w:tr>
+      <w:tr>
+        <w:tc>
+          <w:tcPr>
+            <w:tcW w:type="dxa" w:w="3969"/>
+          </w:tcPr>
+          <w:p>
+            <w:r>
+              <w:rPr>
+                <w:sz w:val="20"/>
+              </w:rPr>
+              <w:t>src/23_epv5_sensitivity.py</w:t>
+            </w:r>
+          </w:p>
+        </w:tc>
+        <w:tc>
+          <w:tcPr>
+            <w:tcW w:type="dxa" w:w="5102"/>
+          </w:tcPr>
+          <w:p>
+            <w:r>
+              <w:rPr>
+                <w:sz w:val="20"/>
+              </w:rPr>
+              <w:t>EPV-cap sensitivity analysis — 1-year flare and serial biopsy</w:t>
+            </w:r>
+          </w:p>
+        </w:tc>
+      </w:tr>
+      <w:tr>
+        <w:tc>
+          <w:tcPr>
+            <w:tcW w:type="dxa" w:w="3969"/>
+            <w:shd w:val="clear" w:color="auto" w:fill="F2F2F2"/>
+          </w:tcPr>
+          <w:p>
+            <w:r>
+              <w:rPr>
+                <w:sz w:val="20"/>
+              </w:rPr>
+              <w:t>src/24_table2_calibration.py</w:t>
+            </w:r>
+          </w:p>
+        </w:tc>
+        <w:tc>
+          <w:tcPr>
+            <w:tcW w:type="dxa" w:w="5102"/>
+            <w:shd w:val="clear" w:color="auto" w:fill="F2F2F2"/>
+          </w:tcPr>
+          <w:p>
+            <w:r>
+              <w:rPr>
+                <w:sz w:val="20"/>
+              </w:rPr>
+              <w:t>Generate standalone Table 2 (calibration) publication document</w:t>
+            </w:r>
+          </w:p>
+        </w:tc>
+      </w:tr>
+      <w:tr>
+        <w:tc>
+          <w:tcPr>
+            <w:tcW w:type="dxa" w:w="3969"/>
+          </w:tcPr>
+          <w:p>
+            <w:r>
+              <w:rPr>
+                <w:sz w:val="20"/>
+              </w:rPr>
+              <w:t>src/25_tables_1_2.py</w:t>
+            </w:r>
+          </w:p>
+        </w:tc>
+        <w:tc>
+          <w:tcPr>
+            <w:tcW w:type="dxa" w:w="5102"/>
+          </w:tcPr>
+          <w:p>
+            <w:r>
+              <w:rPr>
+                <w:sz w:val="20"/>
+              </w:rPr>
+              <w:t>Generate combined Table 1 (AUROC) + Table 2 (calibration) publication document</w:t>
+            </w:r>
+          </w:p>
+        </w:tc>
+      </w:tr>
+      <w:tr>
+        <w:tc>
+          <w:tcPr>
+            <w:tcW w:type="dxa" w:w="3969"/>
+            <w:shd w:val="clear" w:color="auto" w:fill="F2F2F2"/>
+          </w:tcPr>
+          <w:p>
+            <w:r>
+              <w:rPr>
+                <w:sz w:val="20"/>
+              </w:rPr>
               <w:t>src/generate_methods_doc.py</w:t>
             </w:r>
           </w:p>
@@ -19458,6 +19851,34 @@
                 <w:sz w:val="20"/>
               </w:rPr>
               <w:t>Generate this document (python-docx)</w:t>
+            </w:r>
+          </w:p>
+        </w:tc>
+      </w:tr>
+      <w:tr>
+        <w:tc>
+          <w:tcPr>
+            <w:tcW w:type="dxa" w:w="3969"/>
+          </w:tcPr>
+          <w:p>
+            <w:r>
+              <w:rPr>
+                <w:sz w:val="20"/>
+              </w:rPr>
+              <w:t>src/generate_results_doc.py</w:t>
+            </w:r>
+          </w:p>
+        </w:tc>
+        <w:tc>
+          <w:tcPr>
+            <w:tcW w:type="dxa" w:w="5102"/>
+          </w:tcPr>
+          <w:p>
+            <w:r>
+              <w:rPr>
+                <w:sz w:val="20"/>
+              </w:rPr>
+              <w:t>Generate the standalone results-only companion document (python-docx)</w:t>
             </w:r>
           </w:p>
         </w:tc>

--- a/outputs/Lupus_Project_Methods.docx
+++ b/outputs/Lupus_Project_Methods.docx
@@ -60,7 +60,7 @@
         <w:spacing w:after="120"/>
       </w:pPr>
       <w:r>
-        <w:t>This document describes five parallel machine learning prediction pipelines developed from a single lupus nephritis (LN) biopsy database (1,070 biopsy episodes, 207 variables): (i) 1-year flare prediction, (ii) 5-year flare prediction, (iii) a serial biopsy sub-analysis incorporating longitudinal change between biopsies, (iv) 5-year end-stage renal disease (ESRD) prediction, and (v) 10-year ESRD prediction. All flare analyses share the same modelling framework — standardised preprocessing, Multiple Imputation by Chained Equations (MICE), a multi-step feature selection pipeline, four machine learning classifiers, repeated stratified cross-validation, Harrell optimism-corrected bootstrap, SHAP explainability, and pairwise DeLong's test for model comparison. The ESRD analyses follow the same modelling and evaluation framework — the same 6-step feature selection pipeline (leakage removal, dominant-binary, low-variance, high-correlation, VIF, LASSO with EPV-10 cap), MICE imputation (done as a separate pre-step before modelling), and Harrell bootstrap are applied. An additional TabPFN v3 in-context learning benchmark was run on all four datasets (Section 10).</w:t>
+        <w:t>This document describes five parallel machine learning prediction pipelines developed from a single lupus nephritis (LN) biopsy database (1,070 biopsy episodes, 207 variables): (i) 1-year flare prediction, (ii) 5-year flare prediction, (iii) a serial biopsy sub-analysis incorporating longitudinal change between biopsies, (iv) 5-year end-stage renal disease (ESRD) prediction, and (v) 10-year ESRD prediction. All flare analyses share the same modelling framework — standardised preprocessing, Multiple Imputation by Chained Equations (MICE), a multi-step feature selection pipeline, four machine learning classifiers, repeated stratified cross-validation, Harrell optimism-corrected bootstrap, SHAP explainability, and pairwise DeLong's test for model comparison. The ESRD analyses follow the same modelling and evaluation framework — the same 6-step feature selection pipeline (leakage removal, dominant-binary, low-variance, high-correlation, VIF, LASSO with EPV-10 cap), MICE imputation (done as a separate pre-step before modelling), and Harrell bootstrap are applied. An additional TabPFN v3 in-context learning benchmark was run on all five datasets (Section 10).</w:t>
       </w:r>
     </w:p>
     <w:p>
@@ -15737,7 +15737,7 @@
         <w:spacing w:after="120"/>
       </w:pPr>
       <w:r>
-        <w:t>TabPFN v3 was benchmarked on all four datasets — 1-year flare, 5-year flare, ESRD 5-year, ESRD 10-year — using the same 5×10-fold repeated stratified CV protocol as the four main classifiers, so results are directly comparable. Harrell optimism-corrected bootstrap was not performed for TabPFN v3: each bootstrap iteration requires a new API call, making 1,000 iterations computationally and financially impractical against a hosted service. CV results only are reported. To tolerate the hosted API's occasional dropped connections, the script retries each fold up to 5 times (15s backoff) and checkpoints completed folds to outputs/tabpfn_v3_checkpoint.pkl so an interrupted run can resume without repeating work.</w:t>
+        <w:t>TabPFN v3 was benchmarked on all five datasets — 1-year flare, 5-year flare, ESRD 5-year, ESRD 10-year, serial biopsy — using the same cross-validation protocol as the four main classifiers for each cohort (5×10-fold for 1-year/5-year/ESRD, 5×5-fold for serial biopsy, matching src/5_year/11_serial_modelling_5yr.py), so results are directly comparable within each cohort. Harrell optimism-corrected bootstrap was not performed for TabPFN v3: each bootstrap iteration requires a new API call, making 1,000 iterations computationally and financially impractical against a hosted service. TabPFN v3 is therefore excluded from the bootstrap-based apparent-vs-bias-corrected comparison (Section 6.4, outputs/figures/optimism_barchart.png) and from DeLong pairwise significance testing (Section 8) — it is shown throughout as a reference point rather than a formal competitor. CV results only are reported. To tolerate the hosted API's occasional dropped connections, the script retries each fold up to 5 times (15s backoff) and checkpoints completed folds to outputs/tabpfn_v3_checkpoint.pkl so an interrupted run can resume without repeating work.</w:t>
       </w:r>
     </w:p>
     <w:p>
@@ -17567,6 +17567,460 @@
     </w:p>
     <w:p>
       <w:pPr>
+        <w:spacing w:after="120"/>
+      </w:pPr>
+      <w:r>
+        <w:t>Serial Biopsy — comparison with existing models (5×5-fold CV):</w:t>
+      </w:r>
+    </w:p>
+    <w:tbl>
+      <w:tblPr>
+        <w:tblStyle w:val="TableGrid"/>
+        <w:tblW w:type="auto" w:w="0"/>
+        <w:jc w:val="center"/>
+        <w:tblLook w:firstColumn="1" w:firstRow="1" w:lastColumn="0" w:lastRow="0" w:noHBand="0" w:noVBand="1" w:val="04A0"/>
+      </w:tblPr>
+      <w:tblGrid>
+        <w:gridCol w:w="1813"/>
+        <w:gridCol w:w="1813"/>
+        <w:gridCol w:w="1813"/>
+        <w:gridCol w:w="1813"/>
+        <w:gridCol w:w="1813"/>
+      </w:tblGrid>
+      <w:tr>
+        <w:tc>
+          <w:tcPr>
+            <w:tcW w:type="dxa" w:w="2551"/>
+            <w:shd w:val="clear" w:color="auto" w:fill="BDD7EE"/>
+          </w:tcPr>
+          <w:p>
+            <w:r>
+              <w:rPr>
+                <w:b/>
+                <w:sz w:val="20"/>
+              </w:rPr>
+              <w:t>Model</w:t>
+            </w:r>
+          </w:p>
+        </w:tc>
+        <w:tc>
+          <w:tcPr>
+            <w:tcW w:type="dxa" w:w="1701"/>
+            <w:shd w:val="clear" w:color="auto" w:fill="BDD7EE"/>
+          </w:tcPr>
+          <w:p>
+            <w:r>
+              <w:rPr>
+                <w:b/>
+                <w:sz w:val="20"/>
+              </w:rPr>
+              <w:t>CV AUROC</w:t>
+            </w:r>
+          </w:p>
+        </w:tc>
+        <w:tc>
+          <w:tcPr>
+            <w:tcW w:type="dxa" w:w="1984"/>
+            <w:shd w:val="clear" w:color="auto" w:fill="BDD7EE"/>
+          </w:tcPr>
+          <w:p>
+            <w:r>
+              <w:rPr>
+                <w:b/>
+                <w:sz w:val="20"/>
+              </w:rPr>
+              <w:t>95% CI</w:t>
+            </w:r>
+          </w:p>
+        </w:tc>
+        <w:tc>
+          <w:tcPr>
+            <w:tcW w:type="dxa" w:w="1417"/>
+            <w:shd w:val="clear" w:color="auto" w:fill="BDD7EE"/>
+          </w:tcPr>
+          <w:p>
+            <w:r>
+              <w:rPr>
+                <w:b/>
+                <w:sz w:val="20"/>
+              </w:rPr>
+              <w:t>Brier</w:t>
+            </w:r>
+          </w:p>
+        </w:tc>
+        <w:tc>
+          <w:tcPr>
+            <w:tcW w:type="dxa" w:w="1701"/>
+            <w:shd w:val="clear" w:color="auto" w:fill="BDD7EE"/>
+          </w:tcPr>
+          <w:p>
+            <w:r>
+              <w:rPr>
+                <w:b/>
+                <w:sz w:val="20"/>
+              </w:rPr>
+              <w:t>Cal Slope</w:t>
+            </w:r>
+          </w:p>
+        </w:tc>
+      </w:tr>
+      <w:tr>
+        <w:tc>
+          <w:tcPr>
+            <w:tcW w:type="dxa" w:w="2551"/>
+          </w:tcPr>
+          <w:p>
+            <w:r>
+              <w:rPr>
+                <w:sz w:val="20"/>
+              </w:rPr>
+              <w:t>Logistic Regression</w:t>
+            </w:r>
+          </w:p>
+        </w:tc>
+        <w:tc>
+          <w:tcPr>
+            <w:tcW w:type="dxa" w:w="1701"/>
+          </w:tcPr>
+          <w:p>
+            <w:r>
+              <w:rPr>
+                <w:sz w:val="20"/>
+              </w:rPr>
+              <w:t>0.676</w:t>
+            </w:r>
+          </w:p>
+        </w:tc>
+        <w:tc>
+          <w:tcPr>
+            <w:tcW w:type="dxa" w:w="1984"/>
+          </w:tcPr>
+          <w:p>
+            <w:r>
+              <w:rPr>
+                <w:sz w:val="20"/>
+              </w:rPr>
+              <w:t>0.434–0.873</w:t>
+            </w:r>
+          </w:p>
+        </w:tc>
+        <w:tc>
+          <w:tcPr>
+            <w:tcW w:type="dxa" w:w="1417"/>
+          </w:tcPr>
+          <w:p>
+            <w:r>
+              <w:rPr>
+                <w:sz w:val="20"/>
+              </w:rPr>
+              <w:t>0.235</w:t>
+            </w:r>
+          </w:p>
+        </w:tc>
+        <w:tc>
+          <w:tcPr>
+            <w:tcW w:type="dxa" w:w="1701"/>
+          </w:tcPr>
+          <w:p>
+            <w:r>
+              <w:rPr>
+                <w:sz w:val="20"/>
+              </w:rPr>
+              <w:t>0.570</w:t>
+            </w:r>
+          </w:p>
+        </w:tc>
+      </w:tr>
+      <w:tr>
+        <w:tc>
+          <w:tcPr>
+            <w:tcW w:type="dxa" w:w="2551"/>
+            <w:shd w:val="clear" w:color="auto" w:fill="F2F2F2"/>
+          </w:tcPr>
+          <w:p>
+            <w:r>
+              <w:rPr>
+                <w:sz w:val="20"/>
+              </w:rPr>
+              <w:t>Random Forest</w:t>
+            </w:r>
+          </w:p>
+        </w:tc>
+        <w:tc>
+          <w:tcPr>
+            <w:tcW w:type="dxa" w:w="1701"/>
+            <w:shd w:val="clear" w:color="auto" w:fill="F2F2F2"/>
+          </w:tcPr>
+          <w:p>
+            <w:r>
+              <w:rPr>
+                <w:sz w:val="20"/>
+              </w:rPr>
+              <w:t>0.588</w:t>
+            </w:r>
+          </w:p>
+        </w:tc>
+        <w:tc>
+          <w:tcPr>
+            <w:tcW w:type="dxa" w:w="1984"/>
+            <w:shd w:val="clear" w:color="auto" w:fill="F2F2F2"/>
+          </w:tcPr>
+          <w:p>
+            <w:r>
+              <w:rPr>
+                <w:sz w:val="20"/>
+              </w:rPr>
+              <w:t>0.318–0.824</w:t>
+            </w:r>
+          </w:p>
+        </w:tc>
+        <w:tc>
+          <w:tcPr>
+            <w:tcW w:type="dxa" w:w="1417"/>
+            <w:shd w:val="clear" w:color="auto" w:fill="F2F2F2"/>
+          </w:tcPr>
+          <w:p>
+            <w:r>
+              <w:rPr>
+                <w:sz w:val="20"/>
+              </w:rPr>
+              <w:t>0.251</w:t>
+            </w:r>
+          </w:p>
+        </w:tc>
+        <w:tc>
+          <w:tcPr>
+            <w:tcW w:type="dxa" w:w="1701"/>
+            <w:shd w:val="clear" w:color="auto" w:fill="F2F2F2"/>
+          </w:tcPr>
+          <w:p>
+            <w:r>
+              <w:rPr>
+                <w:sz w:val="20"/>
+              </w:rPr>
+              <w:t>0.320</w:t>
+            </w:r>
+          </w:p>
+        </w:tc>
+      </w:tr>
+      <w:tr>
+        <w:tc>
+          <w:tcPr>
+            <w:tcW w:type="dxa" w:w="2551"/>
+          </w:tcPr>
+          <w:p>
+            <w:r>
+              <w:rPr>
+                <w:sz w:val="20"/>
+              </w:rPr>
+              <w:t>XGBoost</w:t>
+            </w:r>
+          </w:p>
+        </w:tc>
+        <w:tc>
+          <w:tcPr>
+            <w:tcW w:type="dxa" w:w="1701"/>
+          </w:tcPr>
+          <w:p>
+            <w:r>
+              <w:rPr>
+                <w:sz w:val="20"/>
+              </w:rPr>
+              <w:t>0.648</w:t>
+            </w:r>
+          </w:p>
+        </w:tc>
+        <w:tc>
+          <w:tcPr>
+            <w:tcW w:type="dxa" w:w="1984"/>
+          </w:tcPr>
+          <w:p>
+            <w:r>
+              <w:rPr>
+                <w:sz w:val="20"/>
+              </w:rPr>
+              <w:t>0.453–0.818</w:t>
+            </w:r>
+          </w:p>
+        </w:tc>
+        <w:tc>
+          <w:tcPr>
+            <w:tcW w:type="dxa" w:w="1417"/>
+          </w:tcPr>
+          <w:p>
+            <w:r>
+              <w:rPr>
+                <w:sz w:val="20"/>
+              </w:rPr>
+              <w:t>0.249</w:t>
+            </w:r>
+          </w:p>
+        </w:tc>
+        <w:tc>
+          <w:tcPr>
+            <w:tcW w:type="dxa" w:w="1701"/>
+          </w:tcPr>
+          <w:p>
+            <w:r>
+              <w:rPr>
+                <w:sz w:val="20"/>
+              </w:rPr>
+              <w:t>0.053</w:t>
+            </w:r>
+          </w:p>
+        </w:tc>
+      </w:tr>
+      <w:tr>
+        <w:tc>
+          <w:tcPr>
+            <w:tcW w:type="dxa" w:w="2551"/>
+            <w:shd w:val="clear" w:color="auto" w:fill="F2F2F2"/>
+          </w:tcPr>
+          <w:p>
+            <w:r>
+              <w:rPr>
+                <w:sz w:val="20"/>
+              </w:rPr>
+              <w:t>LightGBM</w:t>
+            </w:r>
+          </w:p>
+        </w:tc>
+        <w:tc>
+          <w:tcPr>
+            <w:tcW w:type="dxa" w:w="1701"/>
+            <w:shd w:val="clear" w:color="auto" w:fill="F2F2F2"/>
+          </w:tcPr>
+          <w:p>
+            <w:r>
+              <w:rPr>
+                <w:sz w:val="20"/>
+              </w:rPr>
+              <w:t>0.631</w:t>
+            </w:r>
+          </w:p>
+        </w:tc>
+        <w:tc>
+          <w:tcPr>
+            <w:tcW w:type="dxa" w:w="1984"/>
+            <w:shd w:val="clear" w:color="auto" w:fill="F2F2F2"/>
+          </w:tcPr>
+          <w:p>
+            <w:r>
+              <w:rPr>
+                <w:sz w:val="20"/>
+              </w:rPr>
+              <w:t>0.443–0.855</w:t>
+            </w:r>
+          </w:p>
+        </w:tc>
+        <w:tc>
+          <w:tcPr>
+            <w:tcW w:type="dxa" w:w="1417"/>
+            <w:shd w:val="clear" w:color="auto" w:fill="F2F2F2"/>
+          </w:tcPr>
+          <w:p>
+            <w:r>
+              <w:rPr>
+                <w:sz w:val="20"/>
+              </w:rPr>
+              <w:t>0.240</w:t>
+            </w:r>
+          </w:p>
+        </w:tc>
+        <w:tc>
+          <w:tcPr>
+            <w:tcW w:type="dxa" w:w="1701"/>
+            <w:shd w:val="clear" w:color="auto" w:fill="F2F2F2"/>
+          </w:tcPr>
+          <w:p>
+            <w:r>
+              <w:rPr>
+                <w:sz w:val="20"/>
+              </w:rPr>
+              <w:t>0.346</w:t>
+            </w:r>
+          </w:p>
+        </w:tc>
+      </w:tr>
+      <w:tr>
+        <w:tc>
+          <w:tcPr>
+            <w:tcW w:type="dxa" w:w="2551"/>
+          </w:tcPr>
+          <w:p>
+            <w:r>
+              <w:rPr>
+                <w:sz w:val="20"/>
+              </w:rPr>
+              <w:t>TabPFN v3</w:t>
+            </w:r>
+          </w:p>
+        </w:tc>
+        <w:tc>
+          <w:tcPr>
+            <w:tcW w:type="dxa" w:w="1701"/>
+          </w:tcPr>
+          <w:p>
+            <w:r>
+              <w:rPr>
+                <w:sz w:val="20"/>
+              </w:rPr>
+              <w:t>0.626</w:t>
+            </w:r>
+          </w:p>
+        </w:tc>
+        <w:tc>
+          <w:tcPr>
+            <w:tcW w:type="dxa" w:w="1984"/>
+          </w:tcPr>
+          <w:p>
+            <w:r>
+              <w:rPr>
+                <w:sz w:val="20"/>
+              </w:rPr>
+              <w:t>0.352–0.841</w:t>
+            </w:r>
+          </w:p>
+        </w:tc>
+        <w:tc>
+          <w:tcPr>
+            <w:tcW w:type="dxa" w:w="1417"/>
+          </w:tcPr>
+          <w:p>
+            <w:r>
+              <w:rPr>
+                <w:sz w:val="20"/>
+              </w:rPr>
+              <w:t>0.251</w:t>
+            </w:r>
+          </w:p>
+        </w:tc>
+        <w:tc>
+          <w:tcPr>
+            <w:tcW w:type="dxa" w:w="1701"/>
+          </w:tcPr>
+          <w:p>
+            <w:r>
+              <w:rPr>
+                <w:sz w:val="20"/>
+              </w:rPr>
+              <w:t>0.190</w:t>
+            </w:r>
+          </w:p>
+        </w:tc>
+      </w:tr>
+    </w:tbl>
+    <w:p/>
+    <w:p>
+      <w:pPr>
+        <w:spacing w:after="120"/>
+      </w:pPr>
+      <w:r>
+        <w:t>TabPFN v3 (AUROC 0.626) fell in the middle of the range, indistinguishable from all four main classifiers given the very wide confidence intervals at this sample size (n=70). Unlike every other cohort, TabPFN v3 did not show a calibration advantage here (Brier 0.251, tied for worst with Random Forest) — its calibration slope (0.190) was also poor, though this cohort's calibration is degenerate across all five models (Section 7.3: XGBoost slope=0.053, near-constant predictions). Results for this cohort should be treated as exploratory; see Section 12 for the formal sample-size justification showing this cohort is underpowered.</w:t>
+      </w:r>
+    </w:p>
+    <w:p>
+      <w:pPr>
         <w:pStyle w:val="Heading1"/>
         <w:spacing w:before="280" w:after="80"/>
       </w:pPr>
@@ -18443,7 +18897,92 @@
               <w:rPr>
                 <w:sz w:val="20"/>
               </w:rPr>
-              <w:t>TabPFN v3 vs existing models — all 4 cohorts (4 sheets)</w:t>
+              <w:t>TabPFN v3 vs existing models — all 5 cohorts (5 sheets)</w:t>
+            </w:r>
+          </w:p>
+        </w:tc>
+      </w:tr>
+      <w:tr>
+        <w:tc>
+          <w:tcPr>
+            <w:tcW w:type="dxa" w:w="3118"/>
+            <w:shd w:val="clear" w:color="auto" w:fill="F2F2F2"/>
+          </w:tcPr>
+          <w:p>
+            <w:r>
+              <w:rPr>
+                <w:sz w:val="20"/>
+              </w:rPr>
+              <w:t>tabpfn_v3_oof_predictions.xlsx</w:t>
+            </w:r>
+          </w:p>
+        </w:tc>
+        <w:tc>
+          <w:tcPr>
+            <w:tcW w:type="dxa" w:w="1984"/>
+            <w:shd w:val="clear" w:color="auto" w:fill="F2F2F2"/>
+          </w:tcPr>
+          <w:p>
+            <w:r>
+              <w:rPr>
+                <w:sz w:val="20"/>
+              </w:rPr>
+              <w:t>outputs/</w:t>
+            </w:r>
+          </w:p>
+        </w:tc>
+        <w:tc>
+          <w:tcPr>
+            <w:tcW w:type="dxa" w:w="3969"/>
+            <w:shd w:val="clear" w:color="auto" w:fill="F2F2F2"/>
+          </w:tcPr>
+          <w:p>
+            <w:r>
+              <w:rPr>
+                <w:sz w:val="20"/>
+              </w:rPr>
+              <w:t>TabPFN v3 raw OOF predictions — serial biopsy only (see Section 10.1)</w:t>
+            </w:r>
+          </w:p>
+        </w:tc>
+      </w:tr>
+      <w:tr>
+        <w:tc>
+          <w:tcPr>
+            <w:tcW w:type="dxa" w:w="3118"/>
+          </w:tcPr>
+          <w:p>
+            <w:r>
+              <w:rPr>
+                <w:sz w:val="20"/>
+              </w:rPr>
+              <w:t>roc_calibration_curve_data.xlsx</w:t>
+            </w:r>
+          </w:p>
+        </w:tc>
+        <w:tc>
+          <w:tcPr>
+            <w:tcW w:type="dxa" w:w="1984"/>
+          </w:tcPr>
+          <w:p>
+            <w:r>
+              <w:rPr>
+                <w:sz w:val="20"/>
+              </w:rPr>
+              <w:t>outputs/</w:t>
+            </w:r>
+          </w:p>
+        </w:tc>
+        <w:tc>
+          <w:tcPr>
+            <w:tcW w:type="dxa" w:w="3969"/>
+          </w:tcPr>
+          <w:p>
+            <w:r>
+              <w:rPr>
+                <w:sz w:val="20"/>
+              </w:rPr>
+              <w:t>ROC/calibration curve points + raw OOF predictions, 4 main classifiers, all 5 cohorts</w:t>
             </w:r>
           </w:p>
         </w:tc>

--- a/outputs/Lupus_Project_Methods.docx
+++ b/outputs/Lupus_Project_Methods.docx
@@ -38,7 +38,7 @@
         <w:rPr>
           <w:sz w:val="22"/>
         </w:rPr>
-        <w:t>Generated: 12 August 2026</w:t>
+        <w:t>Generated: 13 August 2026</w:t>
       </w:r>
     </w:p>
     <w:p>
@@ -18941,7 +18941,7 @@
               <w:rPr>
                 <w:sz w:val="20"/>
               </w:rPr>
-              <w:t>TabPFN v3 raw OOF predictions — serial biopsy only (see Section 10.1)</w:t>
+              <w:t>TabPFN v3 raw OOF predictions — all 5 cohorts (see Section 10.1)</w:t>
             </w:r>
           </w:p>
         </w:tc>
